--- a/БКС/часть 2/отчёты/Лабораторная работа 1.1. Устройство маршрутизатора ESR.docx
+++ b/БКС/часть 2/отчёты/Лабораторная работа 1.1. Устройство маршрутизатора ESR.docx
@@ -77,6 +77,25 @@
           <w:szCs w:val="28"/>
         </w:rPr>
         <w:br/>
+      </w:r>
+      <w:r>
+        <w:rPr>
+          <w:rFonts w:ascii="Times New Roman" w:hAnsi="Times New Roman" w:cs="Times New Roman"/>
+          <w:b/>
+          <w:bCs/>
+          <w:sz w:val="28"/>
+          <w:szCs w:val="28"/>
+        </w:rPr>
+        <w:t>О</w:t>
+      </w:r>
+      <w:r>
+        <w:rPr>
+          <w:rFonts w:ascii="Times New Roman" w:hAnsi="Times New Roman" w:cs="Times New Roman"/>
+          <w:b/>
+          <w:bCs/>
+          <w:sz w:val="28"/>
+          <w:szCs w:val="28"/>
+        </w:rPr>
         <w:t>БРАЗОВАТЕЛЬНОЕ УЧРЕЖДЕНИЕ ВЫСШЕГО ОБРАЗОВАНИЯ</w:t>
       </w:r>
       <w:r>
@@ -259,225 +278,2363 @@
           <w:color w:val="000000"/>
           <w:sz w:val="28"/>
           <w:szCs w:val="28"/>
-          <w:lang w:val="en-US" w:eastAsia="ru-RU"/>
-        </w:rPr>
-      </w:pPr>
-      <w:r>
-        <w:rPr>
-          <w:rFonts w:ascii="Times New Roman" w:hAnsi="Times New Roman" w:cs="Times New Roman"/>
-          <w:sz w:val="28"/>
-          <w:szCs w:val="28"/>
+          <w:lang w:eastAsia="ru-RU"/>
+        </w:rPr>
+      </w:pPr>
+      <w:r>
+        <w:rPr>
+          <w:rFonts w:ascii="Times New Roman" w:hAnsi="Times New Roman" w:cs="Times New Roman"/>
+          <w:sz w:val="28"/>
+          <w:szCs w:val="28"/>
+        </w:rPr>
+        <w:t>«</w:t>
+      </w:r>
+      <w:r>
+        <w:rPr>
+          <w:rFonts w:ascii="Times New Roman" w:hAnsi="Times New Roman" w:cs="Times New Roman"/>
+          <w:sz w:val="28"/>
+          <w:szCs w:val="28"/>
+        </w:rPr>
+        <w:t>Устройство маршрутизатора ESR</w:t>
+      </w:r>
+      <w:r>
+        <w:rPr>
+          <w:rFonts w:ascii="Times New Roman" w:hAnsi="Times New Roman" w:cs="Times New Roman"/>
+          <w:sz w:val="28"/>
+          <w:szCs w:val="28"/>
+        </w:rPr>
+        <w:t>»</w:t>
+      </w:r>
+    </w:p>
+    <w:p>
+      <w:pPr>
+        <w:jc w:val="center"/>
+        <w:rPr>
+          <w:rFonts w:ascii="Times New Roman" w:hAnsi="Times New Roman" w:cs="Times New Roman"/>
+          <w:sz w:val="28"/>
+          <w:szCs w:val="28"/>
+        </w:rPr>
+      </w:pPr>
+      <w:r>
+        <w:rPr>
+          <w:rFonts w:ascii="Times New Roman" w:hAnsi="Times New Roman" w:cs="Times New Roman"/>
+          <w:sz w:val="28"/>
+          <w:szCs w:val="28"/>
+        </w:rPr>
+        <w:t>по дисциплине «Безопасность компьютерных систем»</w:t>
+      </w:r>
+    </w:p>
+    <w:bookmarkEnd w:id="2"/>
+    <w:p>
+      <w:pPr>
+        <w:jc w:val="center"/>
+        <w:rPr>
+          <w:rFonts w:ascii="Times New Roman" w:hAnsi="Times New Roman" w:cs="Times New Roman"/>
+          <w:sz w:val="28"/>
+          <w:szCs w:val="28"/>
+        </w:rPr>
+      </w:pPr>
+    </w:p>
+    <w:p>
+      <w:pPr>
+        <w:jc w:val="center"/>
+        <w:rPr>
+          <w:rFonts w:ascii="Times New Roman" w:hAnsi="Times New Roman" w:cs="Times New Roman"/>
+          <w:sz w:val="28"/>
+          <w:szCs w:val="28"/>
+        </w:rPr>
+      </w:pPr>
+    </w:p>
+    <w:p>
+      <w:pPr>
+        <w:jc w:val="center"/>
+        <w:rPr>
+          <w:rFonts w:ascii="Times New Roman" w:hAnsi="Times New Roman" w:cs="Times New Roman"/>
+          <w:sz w:val="28"/>
+          <w:szCs w:val="28"/>
+        </w:rPr>
+      </w:pPr>
+    </w:p>
+    <w:p>
+      <w:pPr>
+        <w:jc w:val="center"/>
+        <w:rPr>
+          <w:rFonts w:ascii="Times New Roman" w:hAnsi="Times New Roman" w:cs="Times New Roman"/>
+          <w:sz w:val="28"/>
+          <w:szCs w:val="28"/>
+        </w:rPr>
+      </w:pPr>
+    </w:p>
+    <w:p>
+      <w:pPr>
+        <w:jc w:val="center"/>
+        <w:rPr>
+          <w:rFonts w:ascii="Times New Roman" w:hAnsi="Times New Roman" w:cs="Times New Roman"/>
+          <w:sz w:val="28"/>
+          <w:szCs w:val="28"/>
+        </w:rPr>
+      </w:pPr>
+    </w:p>
+    <w:p>
+      <w:pPr>
+        <w:jc w:val="center"/>
+        <w:rPr>
+          <w:rFonts w:ascii="Times New Roman" w:hAnsi="Times New Roman" w:cs="Times New Roman"/>
+          <w:sz w:val="28"/>
+          <w:szCs w:val="28"/>
+        </w:rPr>
+      </w:pPr>
+    </w:p>
+    <w:p>
+      <w:pPr>
+        <w:ind w:left="3261"/>
+        <w:rPr>
+          <w:rFonts w:ascii="Times New Roman" w:hAnsi="Times New Roman" w:cs="Times New Roman"/>
+          <w:sz w:val="28"/>
+          <w:szCs w:val="28"/>
+        </w:rPr>
+      </w:pPr>
+      <w:bookmarkStart w:id="3" w:name="_Hlk133168545"/>
+      <w:r>
+        <w:rPr>
+          <w:rFonts w:ascii="Times New Roman" w:hAnsi="Times New Roman" w:cs="Times New Roman"/>
+          <w:sz w:val="28"/>
+          <w:szCs w:val="28"/>
+        </w:rPr>
+        <w:t xml:space="preserve">Выполнил: </w:t>
+      </w:r>
+    </w:p>
+    <w:p>
+      <w:pPr>
+        <w:ind w:left="3261"/>
+        <w:rPr>
+          <w:rFonts w:ascii="Times New Roman" w:hAnsi="Times New Roman" w:cs="Times New Roman"/>
+          <w:sz w:val="28"/>
+          <w:szCs w:val="28"/>
+        </w:rPr>
+      </w:pPr>
+      <w:r>
+        <w:rPr>
+          <w:rFonts w:ascii="Times New Roman" w:hAnsi="Times New Roman" w:cs="Times New Roman"/>
+          <w:sz w:val="28"/>
+          <w:szCs w:val="28"/>
+        </w:rPr>
+        <w:t>студент группы ИКПИ-32 Филимонов Д.Е.</w:t>
+      </w:r>
+    </w:p>
+    <w:p>
+      <w:pPr>
+        <w:ind w:left="3261"/>
+        <w:rPr>
+          <w:rFonts w:ascii="Times New Roman" w:hAnsi="Times New Roman" w:cs="Times New Roman"/>
+          <w:sz w:val="28"/>
+          <w:szCs w:val="28"/>
+        </w:rPr>
+      </w:pPr>
+      <w:r>
+        <w:rPr>
+          <w:rFonts w:ascii="Times New Roman" w:hAnsi="Times New Roman" w:cs="Times New Roman"/>
+          <w:sz w:val="28"/>
+          <w:szCs w:val="28"/>
+        </w:rPr>
+        <w:t>Преподаватель</w:t>
+      </w:r>
+      <w:r>
+        <w:rPr>
+          <w:rFonts w:ascii="Times New Roman" w:hAnsi="Times New Roman" w:cs="Times New Roman"/>
+          <w:sz w:val="28"/>
+          <w:szCs w:val="28"/>
+        </w:rPr>
+        <w:t xml:space="preserve">: </w:t>
+      </w:r>
+      <w:r>
+        <w:rPr>
+          <w:rFonts w:ascii="Times New Roman" w:hAnsi="Times New Roman" w:cs="Times New Roman"/>
+          <w:sz w:val="28"/>
+          <w:szCs w:val="28"/>
+        </w:rPr>
+        <w:t>Беккель Л.С.</w:t>
+      </w:r>
+    </w:p>
+    <w:p>
+      <w:pPr>
+        <w:ind w:left="3261"/>
+        <w:rPr>
+          <w:rFonts w:ascii="Times New Roman" w:hAnsi="Times New Roman" w:cs="Times New Roman"/>
+          <w:sz w:val="28"/>
+          <w:szCs w:val="28"/>
+        </w:rPr>
+      </w:pPr>
+      <w:r>
+        <w:rPr>
+          <w:rFonts w:ascii="Times New Roman" w:hAnsi="Times New Roman" w:cs="Times New Roman"/>
+          <w:sz w:val="28"/>
+          <w:szCs w:val="28"/>
+        </w:rPr>
+        <w:t xml:space="preserve">«__» _____ 2025 г. ________ / </w:t>
+      </w:r>
+      <w:bookmarkEnd w:id="3"/>
+      <w:r>
+        <w:rPr>
+          <w:rFonts w:ascii="Times New Roman" w:hAnsi="Times New Roman" w:cs="Times New Roman"/>
+          <w:sz w:val="28"/>
+          <w:szCs w:val="28"/>
+        </w:rPr>
+        <w:t>Беккель Л.С.</w:t>
+      </w:r>
+    </w:p>
+    <w:p>
+      <w:r>
+        <w:br w:type="page"/>
+      </w:r>
+    </w:p>
+    <w:p>
+      <w:pPr>
+        <w:ind w:firstLine="142"/>
+        <w:rPr>
+          <w:rFonts w:ascii="Times New Roman" w:hAnsi="Times New Roman" w:cs="Times New Roman"/>
+          <w:b/>
+          <w:bCs/>
+          <w:sz w:val="28"/>
+          <w:szCs w:val="28"/>
+        </w:rPr>
+      </w:pPr>
+      <w:r>
+        <w:rPr>
+          <w:rFonts w:ascii="Times New Roman" w:hAnsi="Times New Roman" w:cs="Times New Roman"/>
+          <w:b/>
+          <w:bCs/>
+          <w:sz w:val="28"/>
+          <w:szCs w:val="28"/>
+        </w:rPr>
+        <w:lastRenderedPageBreak/>
+        <w:t xml:space="preserve">Задачи: </w:t>
+      </w:r>
+    </w:p>
+    <w:p>
+      <w:pPr>
+        <w:pStyle w:val="a3"/>
+        <w:numPr>
+          <w:ilvl w:val="0"/>
+          <w:numId w:val="2"/>
+        </w:numPr>
+        <w:rPr>
+          <w:rFonts w:ascii="Times New Roman" w:hAnsi="Times New Roman" w:cs="Times New Roman"/>
+          <w:sz w:val="28"/>
+          <w:szCs w:val="28"/>
+        </w:rPr>
+      </w:pPr>
+      <w:r>
+        <w:rPr>
+          <w:rFonts w:ascii="Times New Roman" w:hAnsi="Times New Roman" w:cs="Times New Roman"/>
+          <w:sz w:val="28"/>
+          <w:szCs w:val="28"/>
+        </w:rPr>
+        <w:t xml:space="preserve">Подключение к vESR; </w:t>
+      </w:r>
+    </w:p>
+    <w:p>
+      <w:pPr>
+        <w:pStyle w:val="a3"/>
+        <w:numPr>
+          <w:ilvl w:val="0"/>
+          <w:numId w:val="2"/>
+        </w:numPr>
+        <w:rPr>
+          <w:rFonts w:ascii="Times New Roman" w:hAnsi="Times New Roman" w:cs="Times New Roman"/>
+          <w:sz w:val="28"/>
+          <w:szCs w:val="28"/>
+        </w:rPr>
+      </w:pPr>
+      <w:r>
+        <w:rPr>
+          <w:rFonts w:ascii="Times New Roman" w:hAnsi="Times New Roman" w:cs="Times New Roman"/>
+          <w:sz w:val="28"/>
+          <w:szCs w:val="28"/>
+        </w:rPr>
+        <w:t>Просмотр файлов конфигурации, перезагрузка маршрутизатора;</w:t>
+      </w:r>
+    </w:p>
+    <w:p>
+      <w:pPr>
+        <w:pStyle w:val="a3"/>
+        <w:numPr>
+          <w:ilvl w:val="0"/>
+          <w:numId w:val="2"/>
+        </w:numPr>
+        <w:rPr>
+          <w:rFonts w:ascii="Times New Roman" w:hAnsi="Times New Roman" w:cs="Times New Roman"/>
+          <w:sz w:val="28"/>
+          <w:szCs w:val="28"/>
+        </w:rPr>
+      </w:pPr>
+      <w:r>
+        <w:rPr>
+          <w:rFonts w:ascii="Times New Roman" w:hAnsi="Times New Roman" w:cs="Times New Roman"/>
+          <w:sz w:val="28"/>
+          <w:szCs w:val="28"/>
+        </w:rPr>
+        <w:t xml:space="preserve">Режимы командной строки, структура команд; </w:t>
+      </w:r>
+    </w:p>
+    <w:p>
+      <w:pPr>
+        <w:pStyle w:val="a3"/>
+        <w:numPr>
+          <w:ilvl w:val="0"/>
+          <w:numId w:val="2"/>
+        </w:numPr>
+        <w:rPr>
+          <w:rFonts w:ascii="Times New Roman" w:hAnsi="Times New Roman" w:cs="Times New Roman"/>
+        </w:rPr>
+      </w:pPr>
+      <w:r>
+        <w:rPr>
+          <w:rFonts w:ascii="Times New Roman" w:hAnsi="Times New Roman" w:cs="Times New Roman"/>
+          <w:sz w:val="28"/>
+          <w:szCs w:val="28"/>
+        </w:rPr>
+        <w:t>Знак «?» и горячие клавиши.</w:t>
+      </w:r>
+    </w:p>
+    <w:p>
+      <w:pPr>
+        <w:ind w:firstLine="142"/>
+        <w:jc w:val="both"/>
+        <w:rPr>
+          <w:rFonts w:ascii="Times New Roman" w:hAnsi="Times New Roman" w:cs="Times New Roman"/>
+        </w:rPr>
+      </w:pPr>
+      <w:r>
+        <w:rPr>
+          <w:rFonts w:ascii="Times New Roman" w:hAnsi="Times New Roman" w:cs="Times New Roman"/>
+          <w:b/>
+          <w:bCs/>
+          <w:sz w:val="28"/>
+          <w:szCs w:val="28"/>
+        </w:rPr>
+        <w:t>Общие сведения и подготовка:</w:t>
+      </w:r>
+      <w:r>
+        <w:rPr>
+          <w:rFonts w:ascii="Times New Roman" w:hAnsi="Times New Roman" w:cs="Times New Roman"/>
+          <w:sz w:val="28"/>
+          <w:szCs w:val="28"/>
+        </w:rPr>
+        <w:t xml:space="preserve"> В данной лабораторной работе</w:t>
+      </w:r>
+      <w:r>
+        <w:rPr>
+          <w:rFonts w:ascii="Times New Roman" w:hAnsi="Times New Roman" w:cs="Times New Roman"/>
+          <w:sz w:val="28"/>
+          <w:szCs w:val="28"/>
+        </w:rPr>
+        <w:t xml:space="preserve"> </w:t>
+      </w:r>
+      <w:r>
+        <w:rPr>
+          <w:rFonts w:ascii="Times New Roman" w:hAnsi="Times New Roman" w:cs="Times New Roman"/>
+          <w:sz w:val="28"/>
+          <w:szCs w:val="28"/>
+        </w:rPr>
+        <w:t>я</w:t>
+      </w:r>
+      <w:r>
+        <w:rPr>
+          <w:rFonts w:ascii="Times New Roman" w:hAnsi="Times New Roman" w:cs="Times New Roman"/>
+          <w:sz w:val="28"/>
+          <w:szCs w:val="28"/>
+        </w:rPr>
+        <w:t xml:space="preserve"> рассмотр</w:t>
+      </w:r>
+      <w:r>
+        <w:rPr>
+          <w:rFonts w:ascii="Times New Roman" w:hAnsi="Times New Roman" w:cs="Times New Roman"/>
+          <w:sz w:val="28"/>
+          <w:szCs w:val="28"/>
+        </w:rPr>
+        <w:t>ел</w:t>
+      </w:r>
+      <w:r>
+        <w:rPr>
+          <w:rFonts w:ascii="Times New Roman" w:hAnsi="Times New Roman" w:cs="Times New Roman"/>
+          <w:sz w:val="28"/>
+          <w:szCs w:val="28"/>
+        </w:rPr>
+        <w:t xml:space="preserve"> возможные файлы конфигурации маршрутизатора, перезагрузи</w:t>
+      </w:r>
+      <w:r>
+        <w:rPr>
+          <w:rFonts w:ascii="Times New Roman" w:hAnsi="Times New Roman" w:cs="Times New Roman"/>
+          <w:sz w:val="28"/>
+          <w:szCs w:val="28"/>
+        </w:rPr>
+        <w:t>л</w:t>
+      </w:r>
+      <w:r>
+        <w:rPr>
+          <w:rFonts w:ascii="Times New Roman" w:hAnsi="Times New Roman" w:cs="Times New Roman"/>
+          <w:sz w:val="28"/>
+          <w:szCs w:val="28"/>
+        </w:rPr>
+        <w:t xml:space="preserve"> его, загрузив при этом «стандартную» настройку. Познакоми</w:t>
+      </w:r>
+      <w:r>
+        <w:rPr>
+          <w:rFonts w:ascii="Times New Roman" w:hAnsi="Times New Roman" w:cs="Times New Roman"/>
+          <w:sz w:val="28"/>
+          <w:szCs w:val="28"/>
+        </w:rPr>
+        <w:t>лся</w:t>
+      </w:r>
+      <w:r>
+        <w:rPr>
+          <w:rFonts w:ascii="Times New Roman" w:hAnsi="Times New Roman" w:cs="Times New Roman"/>
+          <w:sz w:val="28"/>
+          <w:szCs w:val="28"/>
+        </w:rPr>
+        <w:t xml:space="preserve"> с командной строкой и ее режимами.</w:t>
+      </w:r>
+      <w:r>
+        <w:rPr>
+          <w:rFonts w:ascii="Times New Roman" w:hAnsi="Times New Roman" w:cs="Times New Roman"/>
+        </w:rPr>
+        <w:br w:type="page"/>
+      </w:r>
+    </w:p>
+    <w:p>
+      <w:pPr>
+        <w:pStyle w:val="a3"/>
+        <w:numPr>
+          <w:ilvl w:val="0"/>
+          <w:numId w:val="3"/>
+        </w:numPr>
+        <w:rPr>
+          <w:rFonts w:ascii="Times New Roman" w:hAnsi="Times New Roman" w:cs="Times New Roman"/>
+        </w:rPr>
+      </w:pPr>
+      <w:r>
+        <w:rPr>
+          <w:rFonts w:ascii="Times New Roman" w:hAnsi="Times New Roman" w:cs="Times New Roman"/>
+          <w:sz w:val="28"/>
+          <w:szCs w:val="28"/>
+        </w:rPr>
+        <w:lastRenderedPageBreak/>
+        <w:t>Просмотр файлов конфигурации, перезагрузка маршрутизатора.</w:t>
+      </w:r>
+    </w:p>
+    <w:p>
+      <w:pPr>
+        <w:keepNext/>
+      </w:pPr>
+      <w:r>
+        <w:drawing>
+          <wp:inline distT="0" distB="0" distL="0" distR="0" wp14:anchorId="1ACB2F9C" wp14:editId="55909D18">
+            <wp:extent cx="5940425" cy="2571750"/>
+            <wp:effectExtent l="0" t="0" r="3175" b="0"/>
+            <wp:docPr id="1" name="Рисунок 1"/>
+            <wp:cNvGraphicFramePr>
+              <a:graphicFrameLocks xmlns:a="http://schemas.openxmlformats.org/drawingml/2006/main" noChangeAspect="1"/>
+            </wp:cNvGraphicFramePr>
+            <a:graphic xmlns:a="http://schemas.openxmlformats.org/drawingml/2006/main">
+              <a:graphicData uri="http://schemas.openxmlformats.org/drawingml/2006/picture">
+                <pic:pic xmlns:pic="http://schemas.openxmlformats.org/drawingml/2006/picture">
+                  <pic:nvPicPr>
+                    <pic:cNvPr id="1" name=""/>
+                    <pic:cNvPicPr/>
+                  </pic:nvPicPr>
+                  <pic:blipFill>
+                    <a:blip r:embed="rId5"/>
+                    <a:stretch>
+                      <a:fillRect/>
+                    </a:stretch>
+                  </pic:blipFill>
+                  <pic:spPr>
+                    <a:xfrm>
+                      <a:off x="0" y="0"/>
+                      <a:ext cx="5940425" cy="2571750"/>
+                    </a:xfrm>
+                    <a:prstGeom prst="rect">
+                      <a:avLst/>
+                    </a:prstGeom>
+                  </pic:spPr>
+                </pic:pic>
+              </a:graphicData>
+            </a:graphic>
+          </wp:inline>
+        </w:drawing>
+      </w:r>
+    </w:p>
+    <w:p>
+      <w:pPr>
+        <w:pStyle w:val="a4"/>
+        <w:jc w:val="center"/>
+        <w:rPr>
+          <w:rFonts w:ascii="Times New Roman" w:hAnsi="Times New Roman" w:cs="Times New Roman"/>
+          <w:i w:val="0"/>
+          <w:iCs w:val="0"/>
+          <w:color w:val="000000" w:themeColor="text1"/>
+          <w:sz w:val="24"/>
+          <w:szCs w:val="24"/>
+        </w:rPr>
+      </w:pPr>
+      <w:r>
+        <w:rPr>
+          <w:rFonts w:ascii="Times New Roman" w:hAnsi="Times New Roman" w:cs="Times New Roman"/>
+          <w:i w:val="0"/>
+          <w:iCs w:val="0"/>
+          <w:color w:val="000000" w:themeColor="text1"/>
+          <w:sz w:val="24"/>
+          <w:szCs w:val="24"/>
+        </w:rPr>
+        <w:t xml:space="preserve">Рисунок </w:t>
+      </w:r>
+      <w:r>
+        <w:rPr>
+          <w:rFonts w:ascii="Times New Roman" w:hAnsi="Times New Roman" w:cs="Times New Roman"/>
+          <w:i w:val="0"/>
+          <w:iCs w:val="0"/>
+          <w:color w:val="000000" w:themeColor="text1"/>
+          <w:sz w:val="24"/>
+          <w:szCs w:val="24"/>
+        </w:rPr>
+        <w:fldChar w:fldCharType="begin"/>
+      </w:r>
+      <w:r>
+        <w:rPr>
+          <w:rFonts w:ascii="Times New Roman" w:hAnsi="Times New Roman" w:cs="Times New Roman"/>
+          <w:i w:val="0"/>
+          <w:iCs w:val="0"/>
+          <w:color w:val="000000" w:themeColor="text1"/>
+          <w:sz w:val="24"/>
+          <w:szCs w:val="24"/>
+        </w:rPr>
+        <w:instrText xml:space="preserve"> SEQ Рисунок \* ARABIC </w:instrText>
+      </w:r>
+      <w:r>
+        <w:rPr>
+          <w:rFonts w:ascii="Times New Roman" w:hAnsi="Times New Roman" w:cs="Times New Roman"/>
+          <w:i w:val="0"/>
+          <w:iCs w:val="0"/>
+          <w:color w:val="000000" w:themeColor="text1"/>
+          <w:sz w:val="24"/>
+          <w:szCs w:val="24"/>
+        </w:rPr>
+        <w:fldChar w:fldCharType="separate"/>
+      </w:r>
+      <w:r>
+        <w:rPr>
+          <w:rFonts w:ascii="Times New Roman" w:hAnsi="Times New Roman" w:cs="Times New Roman"/>
+          <w:i w:val="0"/>
+          <w:iCs w:val="0"/>
+          <w:noProof/>
+          <w:color w:val="000000" w:themeColor="text1"/>
+          <w:sz w:val="24"/>
+          <w:szCs w:val="24"/>
+        </w:rPr>
+        <w:t>1</w:t>
+      </w:r>
+      <w:r>
+        <w:rPr>
+          <w:rFonts w:ascii="Times New Roman" w:hAnsi="Times New Roman" w:cs="Times New Roman"/>
+          <w:i w:val="0"/>
+          <w:iCs w:val="0"/>
+          <w:color w:val="000000" w:themeColor="text1"/>
+          <w:sz w:val="24"/>
+          <w:szCs w:val="24"/>
+        </w:rPr>
+        <w:fldChar w:fldCharType="end"/>
+      </w:r>
+      <w:r>
+        <w:rPr>
+          <w:rFonts w:ascii="Times New Roman" w:hAnsi="Times New Roman" w:cs="Times New Roman"/>
+          <w:i w:val="0"/>
+          <w:iCs w:val="0"/>
+          <w:color w:val="000000" w:themeColor="text1"/>
+          <w:sz w:val="24"/>
+          <w:szCs w:val="24"/>
+        </w:rPr>
+        <w:t>. Введение команды show system</w:t>
+      </w:r>
+    </w:p>
+    <w:p>
+      <w:pPr>
+        <w:pStyle w:val="a3"/>
+        <w:numPr>
+          <w:ilvl w:val="0"/>
+          <w:numId w:val="3"/>
+        </w:numPr>
+        <w:rPr>
+          <w:rFonts w:ascii="Times New Roman" w:hAnsi="Times New Roman" w:cs="Times New Roman"/>
+          <w:sz w:val="28"/>
+          <w:szCs w:val="28"/>
+        </w:rPr>
+      </w:pPr>
+      <w:r>
+        <w:rPr>
+          <w:rFonts w:ascii="Times New Roman" w:hAnsi="Times New Roman" w:cs="Times New Roman"/>
+          <w:sz w:val="28"/>
+          <w:szCs w:val="28"/>
+        </w:rPr>
+        <w:t>Провер</w:t>
+      </w:r>
+      <w:r>
+        <w:rPr>
+          <w:rFonts w:ascii="Times New Roman" w:hAnsi="Times New Roman" w:cs="Times New Roman"/>
+          <w:sz w:val="28"/>
+          <w:szCs w:val="28"/>
+        </w:rPr>
+        <w:t>ка</w:t>
+      </w:r>
+      <w:r>
+        <w:rPr>
+          <w:rFonts w:ascii="Times New Roman" w:hAnsi="Times New Roman" w:cs="Times New Roman"/>
+          <w:sz w:val="28"/>
+          <w:szCs w:val="28"/>
+        </w:rPr>
+        <w:t xml:space="preserve"> текущ</w:t>
+      </w:r>
+      <w:r>
+        <w:rPr>
+          <w:rFonts w:ascii="Times New Roman" w:hAnsi="Times New Roman" w:cs="Times New Roman"/>
+          <w:sz w:val="28"/>
+          <w:szCs w:val="28"/>
+        </w:rPr>
+        <w:t>ей</w:t>
+      </w:r>
+      <w:r>
+        <w:rPr>
+          <w:rFonts w:ascii="Times New Roman" w:hAnsi="Times New Roman" w:cs="Times New Roman"/>
+          <w:sz w:val="28"/>
+          <w:szCs w:val="28"/>
+        </w:rPr>
+        <w:t xml:space="preserve"> конфигураци</w:t>
+      </w:r>
+      <w:r>
+        <w:rPr>
+          <w:rFonts w:ascii="Times New Roman" w:hAnsi="Times New Roman" w:cs="Times New Roman"/>
+          <w:sz w:val="28"/>
+          <w:szCs w:val="28"/>
+        </w:rPr>
+        <w:t>и</w:t>
+      </w:r>
+      <w:r>
+        <w:rPr>
+          <w:rFonts w:ascii="Times New Roman" w:hAnsi="Times New Roman" w:cs="Times New Roman"/>
+          <w:sz w:val="28"/>
+          <w:szCs w:val="28"/>
+        </w:rPr>
+        <w:t xml:space="preserve"> (running-config):</w:t>
+      </w:r>
+    </w:p>
+    <w:p>
+      <w:pPr>
+        <w:keepNext/>
+      </w:pPr>
+      <w:r>
+        <w:drawing>
+          <wp:inline distT="0" distB="0" distL="0" distR="0" wp14:anchorId="63F0B431" wp14:editId="0DC3EC83">
+            <wp:extent cx="5940425" cy="3239770"/>
+            <wp:effectExtent l="0" t="0" r="3175" b="0"/>
+            <wp:docPr id="2" name="Рисунок 2"/>
+            <wp:cNvGraphicFramePr>
+              <a:graphicFrameLocks xmlns:a="http://schemas.openxmlformats.org/drawingml/2006/main" noChangeAspect="1"/>
+            </wp:cNvGraphicFramePr>
+            <a:graphic xmlns:a="http://schemas.openxmlformats.org/drawingml/2006/main">
+              <a:graphicData uri="http://schemas.openxmlformats.org/drawingml/2006/picture">
+                <pic:pic xmlns:pic="http://schemas.openxmlformats.org/drawingml/2006/picture">
+                  <pic:nvPicPr>
+                    <pic:cNvPr id="1" name=""/>
+                    <pic:cNvPicPr/>
+                  </pic:nvPicPr>
+                  <pic:blipFill>
+                    <a:blip r:embed="rId6"/>
+                    <a:stretch>
+                      <a:fillRect/>
+                    </a:stretch>
+                  </pic:blipFill>
+                  <pic:spPr>
+                    <a:xfrm>
+                      <a:off x="0" y="0"/>
+                      <a:ext cx="5940425" cy="3239770"/>
+                    </a:xfrm>
+                    <a:prstGeom prst="rect">
+                      <a:avLst/>
+                    </a:prstGeom>
+                  </pic:spPr>
+                </pic:pic>
+              </a:graphicData>
+            </a:graphic>
+          </wp:inline>
+        </w:drawing>
+      </w:r>
+    </w:p>
+    <w:p>
+      <w:pPr>
+        <w:pStyle w:val="a4"/>
+        <w:jc w:val="center"/>
+        <w:rPr>
+          <w:rFonts w:ascii="Times New Roman" w:hAnsi="Times New Roman" w:cs="Times New Roman"/>
+          <w:i w:val="0"/>
+          <w:iCs w:val="0"/>
+          <w:color w:val="000000" w:themeColor="text1"/>
+          <w:sz w:val="24"/>
+          <w:szCs w:val="24"/>
+        </w:rPr>
+      </w:pPr>
+      <w:r>
+        <w:rPr>
+          <w:rFonts w:ascii="Times New Roman" w:hAnsi="Times New Roman" w:cs="Times New Roman"/>
+          <w:i w:val="0"/>
+          <w:iCs w:val="0"/>
+          <w:color w:val="000000" w:themeColor="text1"/>
+          <w:sz w:val="24"/>
+          <w:szCs w:val="24"/>
+        </w:rPr>
+        <w:t xml:space="preserve">Рисунок </w:t>
+      </w:r>
+      <w:r>
+        <w:rPr>
+          <w:rFonts w:ascii="Times New Roman" w:hAnsi="Times New Roman" w:cs="Times New Roman"/>
+          <w:i w:val="0"/>
+          <w:iCs w:val="0"/>
+          <w:color w:val="000000" w:themeColor="text1"/>
+          <w:sz w:val="24"/>
+          <w:szCs w:val="24"/>
+        </w:rPr>
+        <w:fldChar w:fldCharType="begin"/>
+      </w:r>
+      <w:r>
+        <w:rPr>
+          <w:rFonts w:ascii="Times New Roman" w:hAnsi="Times New Roman" w:cs="Times New Roman"/>
+          <w:i w:val="0"/>
+          <w:iCs w:val="0"/>
+          <w:color w:val="000000" w:themeColor="text1"/>
+          <w:sz w:val="24"/>
+          <w:szCs w:val="24"/>
+        </w:rPr>
+        <w:instrText xml:space="preserve"> SEQ Рисунок \* ARABIC </w:instrText>
+      </w:r>
+      <w:r>
+        <w:rPr>
+          <w:rFonts w:ascii="Times New Roman" w:hAnsi="Times New Roman" w:cs="Times New Roman"/>
+          <w:i w:val="0"/>
+          <w:iCs w:val="0"/>
+          <w:color w:val="000000" w:themeColor="text1"/>
+          <w:sz w:val="24"/>
+          <w:szCs w:val="24"/>
+        </w:rPr>
+        <w:fldChar w:fldCharType="separate"/>
+      </w:r>
+      <w:r>
+        <w:rPr>
+          <w:rFonts w:ascii="Times New Roman" w:hAnsi="Times New Roman" w:cs="Times New Roman"/>
+          <w:i w:val="0"/>
+          <w:iCs w:val="0"/>
+          <w:noProof/>
+          <w:color w:val="000000" w:themeColor="text1"/>
+          <w:sz w:val="24"/>
+          <w:szCs w:val="24"/>
+        </w:rPr>
+        <w:t>2</w:t>
+      </w:r>
+      <w:r>
+        <w:rPr>
+          <w:rFonts w:ascii="Times New Roman" w:hAnsi="Times New Roman" w:cs="Times New Roman"/>
+          <w:i w:val="0"/>
+          <w:iCs w:val="0"/>
+          <w:color w:val="000000" w:themeColor="text1"/>
+          <w:sz w:val="24"/>
+          <w:szCs w:val="24"/>
+        </w:rPr>
+        <w:fldChar w:fldCharType="end"/>
+      </w:r>
+      <w:r>
+        <w:rPr>
+          <w:rFonts w:ascii="Times New Roman" w:hAnsi="Times New Roman" w:cs="Times New Roman"/>
+          <w:i w:val="0"/>
+          <w:iCs w:val="0"/>
+          <w:color w:val="000000" w:themeColor="text1"/>
+          <w:sz w:val="24"/>
+          <w:szCs w:val="24"/>
+        </w:rPr>
+        <w:t>. Введение команды show running-config</w:t>
+      </w:r>
+    </w:p>
+    <w:p>
+      <w:pPr>
+        <w:rPr>
+          <w:rFonts w:ascii="Times New Roman" w:hAnsi="Times New Roman" w:cs="Times New Roman"/>
+          <w:color w:val="000000" w:themeColor="text1"/>
+          <w:sz w:val="24"/>
+          <w:szCs w:val="24"/>
+        </w:rPr>
+      </w:pPr>
+      <w:r>
+        <w:rPr>
+          <w:rFonts w:ascii="Times New Roman" w:hAnsi="Times New Roman" w:cs="Times New Roman"/>
+          <w:i/>
+          <w:iCs/>
+          <w:color w:val="000000" w:themeColor="text1"/>
+          <w:sz w:val="24"/>
+          <w:szCs w:val="24"/>
+        </w:rPr>
+        <w:br w:type="page"/>
+      </w:r>
+    </w:p>
+    <w:p>
+      <w:pPr>
+        <w:pStyle w:val="a4"/>
+        <w:numPr>
+          <w:ilvl w:val="0"/>
+          <w:numId w:val="3"/>
+        </w:numPr>
+        <w:rPr>
+          <w:rFonts w:ascii="Times New Roman" w:hAnsi="Times New Roman" w:cs="Times New Roman"/>
+          <w:i w:val="0"/>
+          <w:iCs w:val="0"/>
+          <w:color w:val="000000" w:themeColor="text1"/>
+          <w:sz w:val="24"/>
+          <w:szCs w:val="24"/>
+        </w:rPr>
+      </w:pPr>
+      <w:r>
+        <w:rPr>
+          <w:rFonts w:ascii="Times New Roman" w:hAnsi="Times New Roman" w:cs="Times New Roman"/>
+          <w:i w:val="0"/>
+          <w:iCs w:val="0"/>
+          <w:color w:val="000000" w:themeColor="text1"/>
+          <w:sz w:val="28"/>
+          <w:szCs w:val="28"/>
+        </w:rPr>
+        <w:lastRenderedPageBreak/>
+        <w:t>Удаление актуальной конфигурации.</w:t>
+      </w:r>
+    </w:p>
+    <w:p>
+      <w:pPr>
+        <w:keepNext/>
+      </w:pPr>
+      <w:r>
+        <w:drawing>
+          <wp:inline distT="0" distB="0" distL="0" distR="0" wp14:anchorId="3ED1C680" wp14:editId="57FB9511">
+            <wp:extent cx="5940425" cy="2112645"/>
+            <wp:effectExtent l="0" t="0" r="3175" b="1905"/>
+            <wp:docPr id="3" name="Рисунок 3"/>
+            <wp:cNvGraphicFramePr>
+              <a:graphicFrameLocks xmlns:a="http://schemas.openxmlformats.org/drawingml/2006/main" noChangeAspect="1"/>
+            </wp:cNvGraphicFramePr>
+            <a:graphic xmlns:a="http://schemas.openxmlformats.org/drawingml/2006/main">
+              <a:graphicData uri="http://schemas.openxmlformats.org/drawingml/2006/picture">
+                <pic:pic xmlns:pic="http://schemas.openxmlformats.org/drawingml/2006/picture">
+                  <pic:nvPicPr>
+                    <pic:cNvPr id="1" name=""/>
+                    <pic:cNvPicPr/>
+                  </pic:nvPicPr>
+                  <pic:blipFill>
+                    <a:blip r:embed="rId7"/>
+                    <a:stretch>
+                      <a:fillRect/>
+                    </a:stretch>
+                  </pic:blipFill>
+                  <pic:spPr>
+                    <a:xfrm>
+                      <a:off x="0" y="0"/>
+                      <a:ext cx="5940425" cy="2112645"/>
+                    </a:xfrm>
+                    <a:prstGeom prst="rect">
+                      <a:avLst/>
+                    </a:prstGeom>
+                  </pic:spPr>
+                </pic:pic>
+              </a:graphicData>
+            </a:graphic>
+          </wp:inline>
+        </w:drawing>
+      </w:r>
+    </w:p>
+    <w:p>
+      <w:pPr>
+        <w:pStyle w:val="a4"/>
+        <w:jc w:val="center"/>
+        <w:rPr>
+          <w:rFonts w:ascii="Times New Roman" w:hAnsi="Times New Roman" w:cs="Times New Roman"/>
+          <w:i w:val="0"/>
+          <w:iCs w:val="0"/>
+          <w:color w:val="000000" w:themeColor="text1"/>
+          <w:sz w:val="24"/>
+          <w:szCs w:val="24"/>
           <w:lang w:val="en-US"/>
         </w:rPr>
-        <w:t>«</w:t>
-      </w:r>
-      <w:r>
-        <w:rPr>
-          <w:rFonts w:ascii="Times New Roman" w:hAnsi="Times New Roman" w:cs="Times New Roman"/>
-          <w:sz w:val="28"/>
-          <w:szCs w:val="28"/>
-        </w:rPr>
-        <w:t>Устройство маршрутизатора ESR</w:t>
-      </w:r>
-      <w:r>
-        <w:rPr>
-          <w:rFonts w:ascii="Times New Roman" w:hAnsi="Times New Roman" w:cs="Times New Roman"/>
-          <w:sz w:val="28"/>
-          <w:szCs w:val="28"/>
+      </w:pPr>
+      <w:r>
+        <w:rPr>
+          <w:rFonts w:ascii="Times New Roman" w:hAnsi="Times New Roman" w:cs="Times New Roman"/>
+          <w:i w:val="0"/>
+          <w:iCs w:val="0"/>
+          <w:color w:val="000000" w:themeColor="text1"/>
+          <w:sz w:val="24"/>
+          <w:szCs w:val="24"/>
+        </w:rPr>
+        <w:t>Рисунок</w:t>
+      </w:r>
+      <w:r>
+        <w:rPr>
+          <w:rFonts w:ascii="Times New Roman" w:hAnsi="Times New Roman" w:cs="Times New Roman"/>
+          <w:i w:val="0"/>
+          <w:iCs w:val="0"/>
+          <w:color w:val="000000" w:themeColor="text1"/>
+          <w:sz w:val="24"/>
+          <w:szCs w:val="24"/>
           <w:lang w:val="en-US"/>
         </w:rPr>
-        <w:t>»</w:t>
-      </w:r>
-    </w:p>
-    <w:p>
-      <w:pPr>
+        <w:t xml:space="preserve"> </w:t>
+      </w:r>
+      <w:r>
+        <w:rPr>
+          <w:rFonts w:ascii="Times New Roman" w:hAnsi="Times New Roman" w:cs="Times New Roman"/>
+          <w:i w:val="0"/>
+          <w:iCs w:val="0"/>
+          <w:color w:val="000000" w:themeColor="text1"/>
+          <w:sz w:val="24"/>
+          <w:szCs w:val="24"/>
+        </w:rPr>
+        <w:fldChar w:fldCharType="begin"/>
+      </w:r>
+      <w:r>
+        <w:rPr>
+          <w:rFonts w:ascii="Times New Roman" w:hAnsi="Times New Roman" w:cs="Times New Roman"/>
+          <w:i w:val="0"/>
+          <w:iCs w:val="0"/>
+          <w:color w:val="000000" w:themeColor="text1"/>
+          <w:sz w:val="24"/>
+          <w:szCs w:val="24"/>
+          <w:lang w:val="en-US"/>
+        </w:rPr>
+        <w:instrText xml:space="preserve"> SEQ </w:instrText>
+      </w:r>
+      <w:r>
+        <w:rPr>
+          <w:rFonts w:ascii="Times New Roman" w:hAnsi="Times New Roman" w:cs="Times New Roman"/>
+          <w:i w:val="0"/>
+          <w:iCs w:val="0"/>
+          <w:color w:val="000000" w:themeColor="text1"/>
+          <w:sz w:val="24"/>
+          <w:szCs w:val="24"/>
+        </w:rPr>
+        <w:instrText>Рисунок</w:instrText>
+      </w:r>
+      <w:r>
+        <w:rPr>
+          <w:rFonts w:ascii="Times New Roman" w:hAnsi="Times New Roman" w:cs="Times New Roman"/>
+          <w:i w:val="0"/>
+          <w:iCs w:val="0"/>
+          <w:color w:val="000000" w:themeColor="text1"/>
+          <w:sz w:val="24"/>
+          <w:szCs w:val="24"/>
+          <w:lang w:val="en-US"/>
+        </w:rPr>
+        <w:instrText xml:space="preserve"> \* ARABIC </w:instrText>
+      </w:r>
+      <w:r>
+        <w:rPr>
+          <w:rFonts w:ascii="Times New Roman" w:hAnsi="Times New Roman" w:cs="Times New Roman"/>
+          <w:i w:val="0"/>
+          <w:iCs w:val="0"/>
+          <w:color w:val="000000" w:themeColor="text1"/>
+          <w:sz w:val="24"/>
+          <w:szCs w:val="24"/>
+        </w:rPr>
+        <w:fldChar w:fldCharType="separate"/>
+      </w:r>
+      <w:r>
+        <w:rPr>
+          <w:rFonts w:ascii="Times New Roman" w:hAnsi="Times New Roman" w:cs="Times New Roman"/>
+          <w:i w:val="0"/>
+          <w:iCs w:val="0"/>
+          <w:noProof/>
+          <w:color w:val="000000" w:themeColor="text1"/>
+          <w:sz w:val="24"/>
+          <w:szCs w:val="24"/>
+          <w:lang w:val="en-US"/>
+        </w:rPr>
+        <w:t>3</w:t>
+      </w:r>
+      <w:r>
+        <w:rPr>
+          <w:rFonts w:ascii="Times New Roman" w:hAnsi="Times New Roman" w:cs="Times New Roman"/>
+          <w:i w:val="0"/>
+          <w:iCs w:val="0"/>
+          <w:color w:val="000000" w:themeColor="text1"/>
+          <w:sz w:val="24"/>
+          <w:szCs w:val="24"/>
+        </w:rPr>
+        <w:fldChar w:fldCharType="end"/>
+      </w:r>
+      <w:r>
+        <w:rPr>
+          <w:rFonts w:ascii="Times New Roman" w:hAnsi="Times New Roman" w:cs="Times New Roman"/>
+          <w:i w:val="0"/>
+          <w:iCs w:val="0"/>
+          <w:color w:val="000000" w:themeColor="text1"/>
+          <w:sz w:val="24"/>
+          <w:szCs w:val="24"/>
+          <w:lang w:val="en-US"/>
+        </w:rPr>
+        <w:t xml:space="preserve">. </w:t>
+      </w:r>
+      <w:r>
+        <w:rPr>
+          <w:rFonts w:ascii="Times New Roman" w:hAnsi="Times New Roman" w:cs="Times New Roman"/>
+          <w:i w:val="0"/>
+          <w:iCs w:val="0"/>
+          <w:color w:val="000000" w:themeColor="text1"/>
+          <w:sz w:val="24"/>
+          <w:szCs w:val="24"/>
+        </w:rPr>
+        <w:t>Введение</w:t>
+      </w:r>
+      <w:r>
+        <w:rPr>
+          <w:rFonts w:ascii="Times New Roman" w:hAnsi="Times New Roman" w:cs="Times New Roman"/>
+          <w:i w:val="0"/>
+          <w:iCs w:val="0"/>
+          <w:color w:val="000000" w:themeColor="text1"/>
+          <w:sz w:val="24"/>
+          <w:szCs w:val="24"/>
+          <w:lang w:val="en-US"/>
+        </w:rPr>
+        <w:t xml:space="preserve"> </w:t>
+      </w:r>
+      <w:r>
+        <w:rPr>
+          <w:rFonts w:ascii="Times New Roman" w:hAnsi="Times New Roman" w:cs="Times New Roman"/>
+          <w:i w:val="0"/>
+          <w:iCs w:val="0"/>
+          <w:color w:val="000000" w:themeColor="text1"/>
+          <w:sz w:val="24"/>
+          <w:szCs w:val="24"/>
+        </w:rPr>
+        <w:t>команды</w:t>
+      </w:r>
+      <w:r>
+        <w:rPr>
+          <w:rFonts w:ascii="Times New Roman" w:hAnsi="Times New Roman" w:cs="Times New Roman"/>
+          <w:i w:val="0"/>
+          <w:iCs w:val="0"/>
+          <w:color w:val="000000" w:themeColor="text1"/>
+          <w:sz w:val="24"/>
+          <w:szCs w:val="24"/>
+          <w:lang w:val="en-US"/>
+        </w:rPr>
+        <w:t xml:space="preserve"> copy system:default-config </w:t>
+      </w:r>
+      <w:proofErr w:type="gramStart"/>
+      <w:r>
+        <w:rPr>
+          <w:rFonts w:ascii="Times New Roman" w:hAnsi="Times New Roman" w:cs="Times New Roman"/>
+          <w:i w:val="0"/>
+          <w:iCs w:val="0"/>
+          <w:color w:val="000000" w:themeColor="text1"/>
+          <w:sz w:val="24"/>
+          <w:szCs w:val="24"/>
+          <w:lang w:val="en-US"/>
+        </w:rPr>
+        <w:t>system:candidate</w:t>
+      </w:r>
+      <w:proofErr w:type="gramEnd"/>
+      <w:r>
+        <w:rPr>
+          <w:rFonts w:ascii="Times New Roman" w:hAnsi="Times New Roman" w:cs="Times New Roman"/>
+          <w:i w:val="0"/>
+          <w:iCs w:val="0"/>
+          <w:color w:val="000000" w:themeColor="text1"/>
+          <w:sz w:val="24"/>
+          <w:szCs w:val="24"/>
+          <w:lang w:val="en-US"/>
+        </w:rPr>
+        <w:t>-config</w:t>
+      </w:r>
+    </w:p>
+    <w:p>
+      <w:pPr>
+        <w:keepNext/>
+      </w:pPr>
+      <w:r>
+        <w:drawing>
+          <wp:inline distT="0" distB="0" distL="0" distR="0" wp14:anchorId="2716EFCB" wp14:editId="43BF61AA">
+            <wp:extent cx="5940425" cy="1220470"/>
+            <wp:effectExtent l="0" t="0" r="3175" b="0"/>
+            <wp:docPr id="4" name="Рисунок 4"/>
+            <wp:cNvGraphicFramePr>
+              <a:graphicFrameLocks xmlns:a="http://schemas.openxmlformats.org/drawingml/2006/main" noChangeAspect="1"/>
+            </wp:cNvGraphicFramePr>
+            <a:graphic xmlns:a="http://schemas.openxmlformats.org/drawingml/2006/main">
+              <a:graphicData uri="http://schemas.openxmlformats.org/drawingml/2006/picture">
+                <pic:pic xmlns:pic="http://schemas.openxmlformats.org/drawingml/2006/picture">
+                  <pic:nvPicPr>
+                    <pic:cNvPr id="1" name=""/>
+                    <pic:cNvPicPr/>
+                  </pic:nvPicPr>
+                  <pic:blipFill>
+                    <a:blip r:embed="rId8"/>
+                    <a:stretch>
+                      <a:fillRect/>
+                    </a:stretch>
+                  </pic:blipFill>
+                  <pic:spPr>
+                    <a:xfrm>
+                      <a:off x="0" y="0"/>
+                      <a:ext cx="5940425" cy="1220470"/>
+                    </a:xfrm>
+                    <a:prstGeom prst="rect">
+                      <a:avLst/>
+                    </a:prstGeom>
+                  </pic:spPr>
+                </pic:pic>
+              </a:graphicData>
+            </a:graphic>
+          </wp:inline>
+        </w:drawing>
+      </w:r>
+    </w:p>
+    <w:p>
+      <w:pPr>
+        <w:pStyle w:val="a4"/>
         <w:jc w:val="center"/>
         <w:rPr>
           <w:rFonts w:ascii="Times New Roman" w:hAnsi="Times New Roman" w:cs="Times New Roman"/>
-          <w:sz w:val="28"/>
-          <w:szCs w:val="28"/>
-        </w:rPr>
-      </w:pPr>
-      <w:r>
-        <w:rPr>
-          <w:rFonts w:ascii="Times New Roman" w:hAnsi="Times New Roman" w:cs="Times New Roman"/>
-          <w:sz w:val="28"/>
-          <w:szCs w:val="28"/>
-        </w:rPr>
-        <w:t>по дисциплине «Безопасность компьютерных систем»</w:t>
-      </w:r>
-    </w:p>
-    <w:bookmarkEnd w:id="2"/>
-    <w:p>
-      <w:pPr>
+          <w:i w:val="0"/>
+          <w:iCs w:val="0"/>
+          <w:color w:val="000000" w:themeColor="text1"/>
+          <w:sz w:val="24"/>
+          <w:szCs w:val="24"/>
+        </w:rPr>
+      </w:pPr>
+      <w:r>
+        <w:rPr>
+          <w:rFonts w:ascii="Times New Roman" w:hAnsi="Times New Roman" w:cs="Times New Roman"/>
+          <w:i w:val="0"/>
+          <w:iCs w:val="0"/>
+          <w:color w:val="000000" w:themeColor="text1"/>
+          <w:sz w:val="24"/>
+          <w:szCs w:val="24"/>
+        </w:rPr>
+        <w:t xml:space="preserve">Рисунок </w:t>
+      </w:r>
+      <w:r>
+        <w:rPr>
+          <w:rFonts w:ascii="Times New Roman" w:hAnsi="Times New Roman" w:cs="Times New Roman"/>
+          <w:i w:val="0"/>
+          <w:iCs w:val="0"/>
+          <w:color w:val="000000" w:themeColor="text1"/>
+          <w:sz w:val="24"/>
+          <w:szCs w:val="24"/>
+        </w:rPr>
+        <w:fldChar w:fldCharType="begin"/>
+      </w:r>
+      <w:r>
+        <w:rPr>
+          <w:rFonts w:ascii="Times New Roman" w:hAnsi="Times New Roman" w:cs="Times New Roman"/>
+          <w:i w:val="0"/>
+          <w:iCs w:val="0"/>
+          <w:color w:val="000000" w:themeColor="text1"/>
+          <w:sz w:val="24"/>
+          <w:szCs w:val="24"/>
+        </w:rPr>
+        <w:instrText xml:space="preserve"> SEQ Рисунок \* ARABIC </w:instrText>
+      </w:r>
+      <w:r>
+        <w:rPr>
+          <w:rFonts w:ascii="Times New Roman" w:hAnsi="Times New Roman" w:cs="Times New Roman"/>
+          <w:i w:val="0"/>
+          <w:iCs w:val="0"/>
+          <w:color w:val="000000" w:themeColor="text1"/>
+          <w:sz w:val="24"/>
+          <w:szCs w:val="24"/>
+        </w:rPr>
+        <w:fldChar w:fldCharType="separate"/>
+      </w:r>
+      <w:r>
+        <w:rPr>
+          <w:rFonts w:ascii="Times New Roman" w:hAnsi="Times New Roman" w:cs="Times New Roman"/>
+          <w:i w:val="0"/>
+          <w:iCs w:val="0"/>
+          <w:noProof/>
+          <w:color w:val="000000" w:themeColor="text1"/>
+          <w:sz w:val="24"/>
+          <w:szCs w:val="24"/>
+        </w:rPr>
+        <w:t>4</w:t>
+      </w:r>
+      <w:r>
+        <w:rPr>
+          <w:rFonts w:ascii="Times New Roman" w:hAnsi="Times New Roman" w:cs="Times New Roman"/>
+          <w:i w:val="0"/>
+          <w:iCs w:val="0"/>
+          <w:color w:val="000000" w:themeColor="text1"/>
+          <w:sz w:val="24"/>
+          <w:szCs w:val="24"/>
+        </w:rPr>
+        <w:fldChar w:fldCharType="end"/>
+      </w:r>
+      <w:r>
+        <w:rPr>
+          <w:rFonts w:ascii="Times New Roman" w:hAnsi="Times New Roman" w:cs="Times New Roman"/>
+          <w:i w:val="0"/>
+          <w:iCs w:val="0"/>
+          <w:color w:val="000000" w:themeColor="text1"/>
+          <w:sz w:val="24"/>
+          <w:szCs w:val="24"/>
+        </w:rPr>
+        <w:t>. Подтверждение изменений</w:t>
+      </w:r>
+    </w:p>
+    <w:p>
+      <w:pPr>
+        <w:pStyle w:val="a3"/>
+        <w:numPr>
+          <w:ilvl w:val="0"/>
+          <w:numId w:val="3"/>
+        </w:numPr>
+        <w:rPr>
+          <w:rFonts w:ascii="Times New Roman" w:hAnsi="Times New Roman" w:cs="Times New Roman"/>
+          <w:sz w:val="28"/>
+          <w:szCs w:val="28"/>
+        </w:rPr>
+      </w:pPr>
+      <w:r>
+        <w:rPr>
+          <w:rFonts w:ascii="Times New Roman" w:hAnsi="Times New Roman" w:cs="Times New Roman"/>
+          <w:sz w:val="28"/>
+          <w:szCs w:val="28"/>
+        </w:rPr>
+        <w:t>Перезагруз</w:t>
+      </w:r>
+      <w:r>
+        <w:rPr>
+          <w:rFonts w:ascii="Times New Roman" w:hAnsi="Times New Roman" w:cs="Times New Roman"/>
+          <w:sz w:val="28"/>
+          <w:szCs w:val="28"/>
+        </w:rPr>
+        <w:t>ка</w:t>
+      </w:r>
+      <w:r>
+        <w:rPr>
+          <w:rFonts w:ascii="Times New Roman" w:hAnsi="Times New Roman" w:cs="Times New Roman"/>
+          <w:sz w:val="28"/>
+          <w:szCs w:val="28"/>
+        </w:rPr>
+        <w:t xml:space="preserve"> маршрутизатор</w:t>
+      </w:r>
+      <w:r>
+        <w:rPr>
+          <w:rFonts w:ascii="Times New Roman" w:hAnsi="Times New Roman" w:cs="Times New Roman"/>
+          <w:sz w:val="28"/>
+          <w:szCs w:val="28"/>
+        </w:rPr>
+        <w:t>а</w:t>
+      </w:r>
+      <w:r>
+        <w:rPr>
+          <w:rFonts w:ascii="Times New Roman" w:hAnsi="Times New Roman" w:cs="Times New Roman"/>
+          <w:sz w:val="28"/>
+          <w:szCs w:val="28"/>
+        </w:rPr>
+        <w:t>:</w:t>
+      </w:r>
+    </w:p>
+    <w:p>
+      <w:pPr>
+        <w:keepNext/>
+      </w:pPr>
+      <w:r>
+        <w:drawing>
+          <wp:inline distT="0" distB="0" distL="0" distR="0" wp14:anchorId="39D0332C" wp14:editId="0347E486">
+            <wp:extent cx="4582164" cy="438211"/>
+            <wp:effectExtent l="0" t="0" r="8890" b="0"/>
+            <wp:docPr id="5" name="Рисунок 5"/>
+            <wp:cNvGraphicFramePr>
+              <a:graphicFrameLocks xmlns:a="http://schemas.openxmlformats.org/drawingml/2006/main" noChangeAspect="1"/>
+            </wp:cNvGraphicFramePr>
+            <a:graphic xmlns:a="http://schemas.openxmlformats.org/drawingml/2006/main">
+              <a:graphicData uri="http://schemas.openxmlformats.org/drawingml/2006/picture">
+                <pic:pic xmlns:pic="http://schemas.openxmlformats.org/drawingml/2006/picture">
+                  <pic:nvPicPr>
+                    <pic:cNvPr id="1" name=""/>
+                    <pic:cNvPicPr/>
+                  </pic:nvPicPr>
+                  <pic:blipFill>
+                    <a:blip r:embed="rId9"/>
+                    <a:stretch>
+                      <a:fillRect/>
+                    </a:stretch>
+                  </pic:blipFill>
+                  <pic:spPr>
+                    <a:xfrm>
+                      <a:off x="0" y="0"/>
+                      <a:ext cx="4582164" cy="438211"/>
+                    </a:xfrm>
+                    <a:prstGeom prst="rect">
+                      <a:avLst/>
+                    </a:prstGeom>
+                  </pic:spPr>
+                </pic:pic>
+              </a:graphicData>
+            </a:graphic>
+          </wp:inline>
+        </w:drawing>
+      </w:r>
+    </w:p>
+    <w:p>
+      <w:pPr>
+        <w:pStyle w:val="a4"/>
         <w:jc w:val="center"/>
         <w:rPr>
           <w:rFonts w:ascii="Times New Roman" w:hAnsi="Times New Roman" w:cs="Times New Roman"/>
-          <w:sz w:val="28"/>
-          <w:szCs w:val="28"/>
-        </w:rPr>
-      </w:pPr>
-    </w:p>
-    <w:p>
-      <w:pPr>
+          <w:i w:val="0"/>
+          <w:iCs w:val="0"/>
+          <w:color w:val="000000" w:themeColor="text1"/>
+          <w:sz w:val="24"/>
+          <w:szCs w:val="24"/>
+        </w:rPr>
+      </w:pPr>
+      <w:r>
+        <w:rPr>
+          <w:rFonts w:ascii="Times New Roman" w:hAnsi="Times New Roman" w:cs="Times New Roman"/>
+          <w:i w:val="0"/>
+          <w:iCs w:val="0"/>
+          <w:color w:val="000000" w:themeColor="text1"/>
+          <w:sz w:val="24"/>
+          <w:szCs w:val="24"/>
+        </w:rPr>
+        <w:t xml:space="preserve">Рисунок </w:t>
+      </w:r>
+      <w:r>
+        <w:rPr>
+          <w:rFonts w:ascii="Times New Roman" w:hAnsi="Times New Roman" w:cs="Times New Roman"/>
+          <w:i w:val="0"/>
+          <w:iCs w:val="0"/>
+          <w:color w:val="000000" w:themeColor="text1"/>
+          <w:sz w:val="24"/>
+          <w:szCs w:val="24"/>
+        </w:rPr>
+        <w:fldChar w:fldCharType="begin"/>
+      </w:r>
+      <w:r>
+        <w:rPr>
+          <w:rFonts w:ascii="Times New Roman" w:hAnsi="Times New Roman" w:cs="Times New Roman"/>
+          <w:i w:val="0"/>
+          <w:iCs w:val="0"/>
+          <w:color w:val="000000" w:themeColor="text1"/>
+          <w:sz w:val="24"/>
+          <w:szCs w:val="24"/>
+        </w:rPr>
+        <w:instrText xml:space="preserve"> SEQ Рисунок \* ARABIC </w:instrText>
+      </w:r>
+      <w:r>
+        <w:rPr>
+          <w:rFonts w:ascii="Times New Roman" w:hAnsi="Times New Roman" w:cs="Times New Roman"/>
+          <w:i w:val="0"/>
+          <w:iCs w:val="0"/>
+          <w:color w:val="000000" w:themeColor="text1"/>
+          <w:sz w:val="24"/>
+          <w:szCs w:val="24"/>
+        </w:rPr>
+        <w:fldChar w:fldCharType="separate"/>
+      </w:r>
+      <w:r>
+        <w:rPr>
+          <w:rFonts w:ascii="Times New Roman" w:hAnsi="Times New Roman" w:cs="Times New Roman"/>
+          <w:i w:val="0"/>
+          <w:iCs w:val="0"/>
+          <w:noProof/>
+          <w:color w:val="000000" w:themeColor="text1"/>
+          <w:sz w:val="24"/>
+          <w:szCs w:val="24"/>
+        </w:rPr>
+        <w:t>5</w:t>
+      </w:r>
+      <w:r>
+        <w:rPr>
+          <w:rFonts w:ascii="Times New Roman" w:hAnsi="Times New Roman" w:cs="Times New Roman"/>
+          <w:i w:val="0"/>
+          <w:iCs w:val="0"/>
+          <w:color w:val="000000" w:themeColor="text1"/>
+          <w:sz w:val="24"/>
+          <w:szCs w:val="24"/>
+        </w:rPr>
+        <w:fldChar w:fldCharType="end"/>
+      </w:r>
+      <w:r>
+        <w:rPr>
+          <w:rFonts w:ascii="Times New Roman" w:hAnsi="Times New Roman" w:cs="Times New Roman"/>
+          <w:i w:val="0"/>
+          <w:iCs w:val="0"/>
+          <w:color w:val="000000" w:themeColor="text1"/>
+          <w:sz w:val="24"/>
+          <w:szCs w:val="24"/>
+        </w:rPr>
+        <w:t>. Ввод команды reload system</w:t>
+      </w:r>
+    </w:p>
+    <w:p>
+      <w:pPr>
+        <w:keepNext/>
+      </w:pPr>
+      <w:r>
+        <w:drawing>
+          <wp:inline distT="0" distB="0" distL="0" distR="0" wp14:anchorId="15C33E62" wp14:editId="7D941205">
+            <wp:extent cx="5940425" cy="1478915"/>
+            <wp:effectExtent l="0" t="0" r="3175" b="6985"/>
+            <wp:docPr id="6" name="Рисунок 6"/>
+            <wp:cNvGraphicFramePr>
+              <a:graphicFrameLocks xmlns:a="http://schemas.openxmlformats.org/drawingml/2006/main" noChangeAspect="1"/>
+            </wp:cNvGraphicFramePr>
+            <a:graphic xmlns:a="http://schemas.openxmlformats.org/drawingml/2006/main">
+              <a:graphicData uri="http://schemas.openxmlformats.org/drawingml/2006/picture">
+                <pic:pic xmlns:pic="http://schemas.openxmlformats.org/drawingml/2006/picture">
+                  <pic:nvPicPr>
+                    <pic:cNvPr id="1" name=""/>
+                    <pic:cNvPicPr/>
+                  </pic:nvPicPr>
+                  <pic:blipFill>
+                    <a:blip r:embed="rId10"/>
+                    <a:stretch>
+                      <a:fillRect/>
+                    </a:stretch>
+                  </pic:blipFill>
+                  <pic:spPr>
+                    <a:xfrm>
+                      <a:off x="0" y="0"/>
+                      <a:ext cx="5940425" cy="1478915"/>
+                    </a:xfrm>
+                    <a:prstGeom prst="rect">
+                      <a:avLst/>
+                    </a:prstGeom>
+                  </pic:spPr>
+                </pic:pic>
+              </a:graphicData>
+            </a:graphic>
+          </wp:inline>
+        </w:drawing>
+      </w:r>
+    </w:p>
+    <w:p>
+      <w:pPr>
+        <w:pStyle w:val="a4"/>
         <w:jc w:val="center"/>
         <w:rPr>
           <w:rFonts w:ascii="Times New Roman" w:hAnsi="Times New Roman" w:cs="Times New Roman"/>
-          <w:sz w:val="28"/>
-          <w:szCs w:val="28"/>
-        </w:rPr>
-      </w:pPr>
-    </w:p>
-    <w:p>
-      <w:pPr>
+          <w:i w:val="0"/>
+          <w:iCs w:val="0"/>
+          <w:color w:val="000000" w:themeColor="text1"/>
+          <w:sz w:val="24"/>
+          <w:szCs w:val="24"/>
+        </w:rPr>
+      </w:pPr>
+      <w:r>
+        <w:rPr>
+          <w:rFonts w:ascii="Times New Roman" w:hAnsi="Times New Roman" w:cs="Times New Roman"/>
+          <w:i w:val="0"/>
+          <w:iCs w:val="0"/>
+          <w:color w:val="000000" w:themeColor="text1"/>
+          <w:sz w:val="24"/>
+          <w:szCs w:val="24"/>
+        </w:rPr>
+        <w:t xml:space="preserve">Рисунок </w:t>
+      </w:r>
+      <w:r>
+        <w:rPr>
+          <w:rFonts w:ascii="Times New Roman" w:hAnsi="Times New Roman" w:cs="Times New Roman"/>
+          <w:i w:val="0"/>
+          <w:iCs w:val="0"/>
+          <w:color w:val="000000" w:themeColor="text1"/>
+          <w:sz w:val="24"/>
+          <w:szCs w:val="24"/>
+        </w:rPr>
+        <w:fldChar w:fldCharType="begin"/>
+      </w:r>
+      <w:r>
+        <w:rPr>
+          <w:rFonts w:ascii="Times New Roman" w:hAnsi="Times New Roman" w:cs="Times New Roman"/>
+          <w:i w:val="0"/>
+          <w:iCs w:val="0"/>
+          <w:color w:val="000000" w:themeColor="text1"/>
+          <w:sz w:val="24"/>
+          <w:szCs w:val="24"/>
+        </w:rPr>
+        <w:instrText xml:space="preserve"> SEQ Рисунок \* ARABIC </w:instrText>
+      </w:r>
+      <w:r>
+        <w:rPr>
+          <w:rFonts w:ascii="Times New Roman" w:hAnsi="Times New Roman" w:cs="Times New Roman"/>
+          <w:i w:val="0"/>
+          <w:iCs w:val="0"/>
+          <w:color w:val="000000" w:themeColor="text1"/>
+          <w:sz w:val="24"/>
+          <w:szCs w:val="24"/>
+        </w:rPr>
+        <w:fldChar w:fldCharType="separate"/>
+      </w:r>
+      <w:r>
+        <w:rPr>
+          <w:rFonts w:ascii="Times New Roman" w:hAnsi="Times New Roman" w:cs="Times New Roman"/>
+          <w:i w:val="0"/>
+          <w:iCs w:val="0"/>
+          <w:noProof/>
+          <w:color w:val="000000" w:themeColor="text1"/>
+          <w:sz w:val="24"/>
+          <w:szCs w:val="24"/>
+        </w:rPr>
+        <w:t>6</w:t>
+      </w:r>
+      <w:r>
+        <w:rPr>
+          <w:rFonts w:ascii="Times New Roman" w:hAnsi="Times New Roman" w:cs="Times New Roman"/>
+          <w:i w:val="0"/>
+          <w:iCs w:val="0"/>
+          <w:color w:val="000000" w:themeColor="text1"/>
+          <w:sz w:val="24"/>
+          <w:szCs w:val="24"/>
+        </w:rPr>
+        <w:fldChar w:fldCharType="end"/>
+      </w:r>
+      <w:r>
+        <w:rPr>
+          <w:rFonts w:ascii="Times New Roman" w:hAnsi="Times New Roman" w:cs="Times New Roman"/>
+          <w:i w:val="0"/>
+          <w:iCs w:val="0"/>
+          <w:color w:val="000000" w:themeColor="text1"/>
+          <w:sz w:val="24"/>
+          <w:szCs w:val="24"/>
+        </w:rPr>
+        <w:t>. Запуск перезагрузки маршрутизатора</w:t>
+      </w:r>
+    </w:p>
+    <w:p>
+      <w:pPr>
+        <w:rPr>
+          <w:rFonts w:ascii="Times New Roman" w:hAnsi="Times New Roman" w:cs="Times New Roman"/>
+          <w:color w:val="000000" w:themeColor="text1"/>
+          <w:sz w:val="24"/>
+          <w:szCs w:val="24"/>
+        </w:rPr>
+      </w:pPr>
+      <w:r>
+        <w:rPr>
+          <w:rFonts w:ascii="Times New Roman" w:hAnsi="Times New Roman" w:cs="Times New Roman"/>
+          <w:i/>
+          <w:iCs/>
+          <w:color w:val="000000" w:themeColor="text1"/>
+          <w:sz w:val="24"/>
+          <w:szCs w:val="24"/>
+        </w:rPr>
+        <w:br w:type="page"/>
+      </w:r>
+    </w:p>
+    <w:p>
+      <w:pPr>
+        <w:pStyle w:val="a4"/>
+        <w:numPr>
+          <w:ilvl w:val="0"/>
+          <w:numId w:val="3"/>
+        </w:numPr>
+        <w:rPr>
+          <w:rFonts w:ascii="Times New Roman" w:hAnsi="Times New Roman" w:cs="Times New Roman"/>
+          <w:i w:val="0"/>
+          <w:iCs w:val="0"/>
+          <w:color w:val="000000" w:themeColor="text1"/>
+          <w:sz w:val="44"/>
+          <w:szCs w:val="44"/>
+        </w:rPr>
+      </w:pPr>
+      <w:r>
+        <w:rPr>
+          <w:rFonts w:ascii="Times New Roman" w:hAnsi="Times New Roman" w:cs="Times New Roman"/>
+          <w:i w:val="0"/>
+          <w:iCs w:val="0"/>
+          <w:color w:val="000000" w:themeColor="text1"/>
+          <w:sz w:val="28"/>
+          <w:szCs w:val="28"/>
+        </w:rPr>
+        <w:lastRenderedPageBreak/>
+        <w:t>П</w:t>
+      </w:r>
+      <w:r>
+        <w:rPr>
+          <w:rFonts w:ascii="Times New Roman" w:hAnsi="Times New Roman" w:cs="Times New Roman"/>
+          <w:i w:val="0"/>
+          <w:iCs w:val="0"/>
+          <w:color w:val="000000" w:themeColor="text1"/>
+          <w:sz w:val="28"/>
+          <w:szCs w:val="28"/>
+        </w:rPr>
+        <w:t>ереход в режим конфигурирования</w:t>
+      </w:r>
+      <w:r>
+        <w:rPr>
+          <w:rFonts w:ascii="Times New Roman" w:hAnsi="Times New Roman" w:cs="Times New Roman"/>
+          <w:i w:val="0"/>
+          <w:iCs w:val="0"/>
+          <w:color w:val="000000" w:themeColor="text1"/>
+          <w:sz w:val="28"/>
+          <w:szCs w:val="28"/>
+        </w:rPr>
+        <w:t>.</w:t>
+      </w:r>
+    </w:p>
+    <w:p>
+      <w:pPr>
+        <w:keepNext/>
+      </w:pPr>
+      <w:r>
+        <w:drawing>
+          <wp:inline distT="0" distB="0" distL="0" distR="0" wp14:anchorId="390AF0CC" wp14:editId="62449C10">
+            <wp:extent cx="5940425" cy="577215"/>
+            <wp:effectExtent l="0" t="0" r="3175" b="0"/>
+            <wp:docPr id="7" name="Рисунок 7"/>
+            <wp:cNvGraphicFramePr>
+              <a:graphicFrameLocks xmlns:a="http://schemas.openxmlformats.org/drawingml/2006/main" noChangeAspect="1"/>
+            </wp:cNvGraphicFramePr>
+            <a:graphic xmlns:a="http://schemas.openxmlformats.org/drawingml/2006/main">
+              <a:graphicData uri="http://schemas.openxmlformats.org/drawingml/2006/picture">
+                <pic:pic xmlns:pic="http://schemas.openxmlformats.org/drawingml/2006/picture">
+                  <pic:nvPicPr>
+                    <pic:cNvPr id="1" name=""/>
+                    <pic:cNvPicPr/>
+                  </pic:nvPicPr>
+                  <pic:blipFill>
+                    <a:blip r:embed="rId11"/>
+                    <a:stretch>
+                      <a:fillRect/>
+                    </a:stretch>
+                  </pic:blipFill>
+                  <pic:spPr>
+                    <a:xfrm>
+                      <a:off x="0" y="0"/>
+                      <a:ext cx="5940425" cy="577215"/>
+                    </a:xfrm>
+                    <a:prstGeom prst="rect">
+                      <a:avLst/>
+                    </a:prstGeom>
+                  </pic:spPr>
+                </pic:pic>
+              </a:graphicData>
+            </a:graphic>
+          </wp:inline>
+        </w:drawing>
+      </w:r>
+    </w:p>
+    <w:p>
+      <w:pPr>
+        <w:pStyle w:val="a4"/>
         <w:jc w:val="center"/>
         <w:rPr>
           <w:rFonts w:ascii="Times New Roman" w:hAnsi="Times New Roman" w:cs="Times New Roman"/>
-          <w:sz w:val="28"/>
-          <w:szCs w:val="28"/>
-        </w:rPr>
-      </w:pPr>
-    </w:p>
-    <w:p>
-      <w:pPr>
+          <w:i w:val="0"/>
+          <w:iCs w:val="0"/>
+          <w:color w:val="000000" w:themeColor="text1"/>
+          <w:sz w:val="24"/>
+          <w:szCs w:val="24"/>
+        </w:rPr>
+      </w:pPr>
+      <w:r>
+        <w:rPr>
+          <w:rFonts w:ascii="Times New Roman" w:hAnsi="Times New Roman" w:cs="Times New Roman"/>
+          <w:i w:val="0"/>
+          <w:iCs w:val="0"/>
+          <w:color w:val="000000" w:themeColor="text1"/>
+          <w:sz w:val="24"/>
+          <w:szCs w:val="24"/>
+        </w:rPr>
+        <w:t xml:space="preserve">Рисунок </w:t>
+      </w:r>
+      <w:r>
+        <w:rPr>
+          <w:rFonts w:ascii="Times New Roman" w:hAnsi="Times New Roman" w:cs="Times New Roman"/>
+          <w:i w:val="0"/>
+          <w:iCs w:val="0"/>
+          <w:color w:val="000000" w:themeColor="text1"/>
+          <w:sz w:val="24"/>
+          <w:szCs w:val="24"/>
+        </w:rPr>
+        <w:fldChar w:fldCharType="begin"/>
+      </w:r>
+      <w:r>
+        <w:rPr>
+          <w:rFonts w:ascii="Times New Roman" w:hAnsi="Times New Roman" w:cs="Times New Roman"/>
+          <w:i w:val="0"/>
+          <w:iCs w:val="0"/>
+          <w:color w:val="000000" w:themeColor="text1"/>
+          <w:sz w:val="24"/>
+          <w:szCs w:val="24"/>
+        </w:rPr>
+        <w:instrText xml:space="preserve"> SEQ Рисунок \* ARABIC </w:instrText>
+      </w:r>
+      <w:r>
+        <w:rPr>
+          <w:rFonts w:ascii="Times New Roman" w:hAnsi="Times New Roman" w:cs="Times New Roman"/>
+          <w:i w:val="0"/>
+          <w:iCs w:val="0"/>
+          <w:color w:val="000000" w:themeColor="text1"/>
+          <w:sz w:val="24"/>
+          <w:szCs w:val="24"/>
+        </w:rPr>
+        <w:fldChar w:fldCharType="separate"/>
+      </w:r>
+      <w:r>
+        <w:rPr>
+          <w:rFonts w:ascii="Times New Roman" w:hAnsi="Times New Roman" w:cs="Times New Roman"/>
+          <w:i w:val="0"/>
+          <w:iCs w:val="0"/>
+          <w:noProof/>
+          <w:color w:val="000000" w:themeColor="text1"/>
+          <w:sz w:val="24"/>
+          <w:szCs w:val="24"/>
+        </w:rPr>
+        <w:t>7</w:t>
+      </w:r>
+      <w:r>
+        <w:rPr>
+          <w:rFonts w:ascii="Times New Roman" w:hAnsi="Times New Roman" w:cs="Times New Roman"/>
+          <w:i w:val="0"/>
+          <w:iCs w:val="0"/>
+          <w:color w:val="000000" w:themeColor="text1"/>
+          <w:sz w:val="24"/>
+          <w:szCs w:val="24"/>
+        </w:rPr>
+        <w:fldChar w:fldCharType="end"/>
+      </w:r>
+      <w:r>
+        <w:rPr>
+          <w:rFonts w:ascii="Times New Roman" w:hAnsi="Times New Roman" w:cs="Times New Roman"/>
+          <w:i w:val="0"/>
+          <w:iCs w:val="0"/>
+          <w:color w:val="000000" w:themeColor="text1"/>
+          <w:sz w:val="24"/>
+          <w:szCs w:val="24"/>
+        </w:rPr>
+        <w:t>. Ввод команды configure</w:t>
+      </w:r>
+    </w:p>
+    <w:p>
+      <w:pPr>
+        <w:pStyle w:val="a3"/>
+        <w:numPr>
+          <w:ilvl w:val="0"/>
+          <w:numId w:val="3"/>
+        </w:numPr>
+        <w:rPr>
+          <w:rFonts w:ascii="Times New Roman" w:hAnsi="Times New Roman" w:cs="Times New Roman"/>
+          <w:sz w:val="36"/>
+          <w:szCs w:val="36"/>
+        </w:rPr>
+      </w:pPr>
+      <w:r>
+        <w:rPr>
+          <w:rFonts w:ascii="Times New Roman" w:hAnsi="Times New Roman" w:cs="Times New Roman"/>
+          <w:sz w:val="28"/>
+          <w:szCs w:val="28"/>
+        </w:rPr>
+        <w:t>Настройка имени маршрутизатора</w:t>
+      </w:r>
+      <w:r>
+        <w:rPr>
+          <w:rFonts w:ascii="Times New Roman" w:hAnsi="Times New Roman" w:cs="Times New Roman"/>
+          <w:sz w:val="28"/>
+          <w:szCs w:val="28"/>
+        </w:rPr>
+        <w:t>.</w:t>
+      </w:r>
+    </w:p>
+    <w:p>
+      <w:pPr>
+        <w:keepNext/>
+      </w:pPr>
+      <w:r>
+        <w:drawing>
+          <wp:inline distT="0" distB="0" distL="0" distR="0" wp14:anchorId="16F7E22B" wp14:editId="1F4DF304">
+            <wp:extent cx="5940425" cy="3493770"/>
+            <wp:effectExtent l="0" t="0" r="3175" b="0"/>
+            <wp:docPr id="8" name="Рисунок 8"/>
+            <wp:cNvGraphicFramePr>
+              <a:graphicFrameLocks xmlns:a="http://schemas.openxmlformats.org/drawingml/2006/main" noChangeAspect="1"/>
+            </wp:cNvGraphicFramePr>
+            <a:graphic xmlns:a="http://schemas.openxmlformats.org/drawingml/2006/main">
+              <a:graphicData uri="http://schemas.openxmlformats.org/drawingml/2006/picture">
+                <pic:pic xmlns:pic="http://schemas.openxmlformats.org/drawingml/2006/picture">
+                  <pic:nvPicPr>
+                    <pic:cNvPr id="1" name=""/>
+                    <pic:cNvPicPr/>
+                  </pic:nvPicPr>
+                  <pic:blipFill>
+                    <a:blip r:embed="rId12"/>
+                    <a:stretch>
+                      <a:fillRect/>
+                    </a:stretch>
+                  </pic:blipFill>
+                  <pic:spPr>
+                    <a:xfrm>
+                      <a:off x="0" y="0"/>
+                      <a:ext cx="5940425" cy="3493770"/>
+                    </a:xfrm>
+                    <a:prstGeom prst="rect">
+                      <a:avLst/>
+                    </a:prstGeom>
+                  </pic:spPr>
+                </pic:pic>
+              </a:graphicData>
+            </a:graphic>
+          </wp:inline>
+        </w:drawing>
+      </w:r>
+    </w:p>
+    <w:p>
+      <w:pPr>
+        <w:pStyle w:val="a4"/>
         <w:jc w:val="center"/>
         <w:rPr>
           <w:rFonts w:ascii="Times New Roman" w:hAnsi="Times New Roman" w:cs="Times New Roman"/>
-          <w:sz w:val="28"/>
-          <w:szCs w:val="28"/>
-        </w:rPr>
-      </w:pPr>
-    </w:p>
-    <w:p>
-      <w:pPr>
+          <w:i w:val="0"/>
+          <w:iCs w:val="0"/>
+          <w:color w:val="000000" w:themeColor="text1"/>
+          <w:sz w:val="24"/>
+          <w:szCs w:val="24"/>
+        </w:rPr>
+      </w:pPr>
+      <w:r>
+        <w:rPr>
+          <w:rFonts w:ascii="Times New Roman" w:hAnsi="Times New Roman" w:cs="Times New Roman"/>
+          <w:i w:val="0"/>
+          <w:iCs w:val="0"/>
+          <w:color w:val="000000" w:themeColor="text1"/>
+          <w:sz w:val="24"/>
+          <w:szCs w:val="24"/>
+        </w:rPr>
+        <w:t xml:space="preserve">Рисунок </w:t>
+      </w:r>
+      <w:r>
+        <w:rPr>
+          <w:rFonts w:ascii="Times New Roman" w:hAnsi="Times New Roman" w:cs="Times New Roman"/>
+          <w:i w:val="0"/>
+          <w:iCs w:val="0"/>
+          <w:color w:val="000000" w:themeColor="text1"/>
+          <w:sz w:val="24"/>
+          <w:szCs w:val="24"/>
+        </w:rPr>
+        <w:fldChar w:fldCharType="begin"/>
+      </w:r>
+      <w:r>
+        <w:rPr>
+          <w:rFonts w:ascii="Times New Roman" w:hAnsi="Times New Roman" w:cs="Times New Roman"/>
+          <w:i w:val="0"/>
+          <w:iCs w:val="0"/>
+          <w:color w:val="000000" w:themeColor="text1"/>
+          <w:sz w:val="24"/>
+          <w:szCs w:val="24"/>
+        </w:rPr>
+        <w:instrText xml:space="preserve"> SEQ Рисунок \* ARABIC </w:instrText>
+      </w:r>
+      <w:r>
+        <w:rPr>
+          <w:rFonts w:ascii="Times New Roman" w:hAnsi="Times New Roman" w:cs="Times New Roman"/>
+          <w:i w:val="0"/>
+          <w:iCs w:val="0"/>
+          <w:color w:val="000000" w:themeColor="text1"/>
+          <w:sz w:val="24"/>
+          <w:szCs w:val="24"/>
+        </w:rPr>
+        <w:fldChar w:fldCharType="separate"/>
+      </w:r>
+      <w:r>
+        <w:rPr>
+          <w:rFonts w:ascii="Times New Roman" w:hAnsi="Times New Roman" w:cs="Times New Roman"/>
+          <w:i w:val="0"/>
+          <w:iCs w:val="0"/>
+          <w:noProof/>
+          <w:color w:val="000000" w:themeColor="text1"/>
+          <w:sz w:val="24"/>
+          <w:szCs w:val="24"/>
+        </w:rPr>
+        <w:t>8</w:t>
+      </w:r>
+      <w:r>
+        <w:rPr>
+          <w:rFonts w:ascii="Times New Roman" w:hAnsi="Times New Roman" w:cs="Times New Roman"/>
+          <w:i w:val="0"/>
+          <w:iCs w:val="0"/>
+          <w:color w:val="000000" w:themeColor="text1"/>
+          <w:sz w:val="24"/>
+          <w:szCs w:val="24"/>
+        </w:rPr>
+        <w:fldChar w:fldCharType="end"/>
+      </w:r>
+      <w:r>
+        <w:rPr>
+          <w:rFonts w:ascii="Times New Roman" w:hAnsi="Times New Roman" w:cs="Times New Roman"/>
+          <w:i w:val="0"/>
+          <w:iCs w:val="0"/>
+          <w:color w:val="000000" w:themeColor="text1"/>
+          <w:sz w:val="24"/>
+          <w:szCs w:val="24"/>
+        </w:rPr>
+        <w:t>. Изменение имени маршрутизатора</w:t>
+      </w:r>
+    </w:p>
+    <w:p>
+      <w:pPr>
+        <w:keepNext/>
+      </w:pPr>
+      <w:r>
+        <w:drawing>
+          <wp:inline distT="0" distB="0" distL="0" distR="0" wp14:anchorId="503396AA" wp14:editId="74199C6F">
+            <wp:extent cx="5940425" cy="948690"/>
+            <wp:effectExtent l="0" t="0" r="3175" b="3810"/>
+            <wp:docPr id="9" name="Рисунок 9"/>
+            <wp:cNvGraphicFramePr>
+              <a:graphicFrameLocks xmlns:a="http://schemas.openxmlformats.org/drawingml/2006/main" noChangeAspect="1"/>
+            </wp:cNvGraphicFramePr>
+            <a:graphic xmlns:a="http://schemas.openxmlformats.org/drawingml/2006/main">
+              <a:graphicData uri="http://schemas.openxmlformats.org/drawingml/2006/picture">
+                <pic:pic xmlns:pic="http://schemas.openxmlformats.org/drawingml/2006/picture">
+                  <pic:nvPicPr>
+                    <pic:cNvPr id="1" name=""/>
+                    <pic:cNvPicPr/>
+                  </pic:nvPicPr>
+                  <pic:blipFill>
+                    <a:blip r:embed="rId13"/>
+                    <a:stretch>
+                      <a:fillRect/>
+                    </a:stretch>
+                  </pic:blipFill>
+                  <pic:spPr>
+                    <a:xfrm>
+                      <a:off x="0" y="0"/>
+                      <a:ext cx="5940425" cy="948690"/>
+                    </a:xfrm>
+                    <a:prstGeom prst="rect">
+                      <a:avLst/>
+                    </a:prstGeom>
+                  </pic:spPr>
+                </pic:pic>
+              </a:graphicData>
+            </a:graphic>
+          </wp:inline>
+        </w:drawing>
+      </w:r>
+    </w:p>
+    <w:p>
+      <w:pPr>
+        <w:pStyle w:val="a4"/>
         <w:jc w:val="center"/>
         <w:rPr>
           <w:rFonts w:ascii="Times New Roman" w:hAnsi="Times New Roman" w:cs="Times New Roman"/>
-          <w:sz w:val="28"/>
-          <w:szCs w:val="28"/>
-        </w:rPr>
-      </w:pPr>
-    </w:p>
-    <w:p>
-      <w:pPr>
+          <w:i w:val="0"/>
+          <w:iCs w:val="0"/>
+          <w:color w:val="000000" w:themeColor="text1"/>
+          <w:sz w:val="24"/>
+          <w:szCs w:val="24"/>
+        </w:rPr>
+      </w:pPr>
+      <w:r>
+        <w:rPr>
+          <w:rFonts w:ascii="Times New Roman" w:hAnsi="Times New Roman" w:cs="Times New Roman"/>
+          <w:i w:val="0"/>
+          <w:iCs w:val="0"/>
+          <w:color w:val="000000" w:themeColor="text1"/>
+          <w:sz w:val="24"/>
+          <w:szCs w:val="24"/>
+        </w:rPr>
+        <w:t xml:space="preserve">Рисунок </w:t>
+      </w:r>
+      <w:r>
+        <w:rPr>
+          <w:rFonts w:ascii="Times New Roman" w:hAnsi="Times New Roman" w:cs="Times New Roman"/>
+          <w:i w:val="0"/>
+          <w:iCs w:val="0"/>
+          <w:color w:val="000000" w:themeColor="text1"/>
+          <w:sz w:val="24"/>
+          <w:szCs w:val="24"/>
+        </w:rPr>
+        <w:fldChar w:fldCharType="begin"/>
+      </w:r>
+      <w:r>
+        <w:rPr>
+          <w:rFonts w:ascii="Times New Roman" w:hAnsi="Times New Roman" w:cs="Times New Roman"/>
+          <w:i w:val="0"/>
+          <w:iCs w:val="0"/>
+          <w:color w:val="000000" w:themeColor="text1"/>
+          <w:sz w:val="24"/>
+          <w:szCs w:val="24"/>
+        </w:rPr>
+        <w:instrText xml:space="preserve"> SEQ Рисунок \* ARABIC </w:instrText>
+      </w:r>
+      <w:r>
+        <w:rPr>
+          <w:rFonts w:ascii="Times New Roman" w:hAnsi="Times New Roman" w:cs="Times New Roman"/>
+          <w:i w:val="0"/>
+          <w:iCs w:val="0"/>
+          <w:color w:val="000000" w:themeColor="text1"/>
+          <w:sz w:val="24"/>
+          <w:szCs w:val="24"/>
+        </w:rPr>
+        <w:fldChar w:fldCharType="separate"/>
+      </w:r>
+      <w:r>
+        <w:rPr>
+          <w:rFonts w:ascii="Times New Roman" w:hAnsi="Times New Roman" w:cs="Times New Roman"/>
+          <w:i w:val="0"/>
+          <w:iCs w:val="0"/>
+          <w:noProof/>
+          <w:color w:val="000000" w:themeColor="text1"/>
+          <w:sz w:val="24"/>
+          <w:szCs w:val="24"/>
+        </w:rPr>
+        <w:t>9</w:t>
+      </w:r>
+      <w:r>
+        <w:rPr>
+          <w:rFonts w:ascii="Times New Roman" w:hAnsi="Times New Roman" w:cs="Times New Roman"/>
+          <w:i w:val="0"/>
+          <w:iCs w:val="0"/>
+          <w:color w:val="000000" w:themeColor="text1"/>
+          <w:sz w:val="24"/>
+          <w:szCs w:val="24"/>
+        </w:rPr>
+        <w:fldChar w:fldCharType="end"/>
+      </w:r>
+      <w:r>
+        <w:rPr>
+          <w:rFonts w:ascii="Times New Roman" w:hAnsi="Times New Roman" w:cs="Times New Roman"/>
+          <w:i w:val="0"/>
+          <w:iCs w:val="0"/>
+          <w:color w:val="000000" w:themeColor="text1"/>
+          <w:sz w:val="24"/>
+          <w:szCs w:val="24"/>
+        </w:rPr>
+        <w:t>. Подтверждение изменений</w:t>
+      </w:r>
+    </w:p>
+    <w:p>
+      <w:pPr>
+        <w:rPr>
+          <w:rFonts w:ascii="Times New Roman" w:hAnsi="Times New Roman" w:cs="Times New Roman"/>
+          <w:color w:val="000000" w:themeColor="text1"/>
+          <w:sz w:val="24"/>
+          <w:szCs w:val="24"/>
+        </w:rPr>
+      </w:pPr>
+      <w:r>
+        <w:rPr>
+          <w:rFonts w:ascii="Times New Roman" w:hAnsi="Times New Roman" w:cs="Times New Roman"/>
+          <w:i/>
+          <w:iCs/>
+          <w:color w:val="000000" w:themeColor="text1"/>
+          <w:sz w:val="24"/>
+          <w:szCs w:val="24"/>
+        </w:rPr>
+        <w:br w:type="page"/>
+      </w:r>
+    </w:p>
+    <w:p>
+      <w:pPr>
+        <w:pStyle w:val="a4"/>
+        <w:numPr>
+          <w:ilvl w:val="0"/>
+          <w:numId w:val="3"/>
+        </w:numPr>
+        <w:rPr>
+          <w:rFonts w:ascii="Times New Roman" w:hAnsi="Times New Roman" w:cs="Times New Roman"/>
+          <w:i w:val="0"/>
+          <w:iCs w:val="0"/>
+          <w:color w:val="000000" w:themeColor="text1"/>
+          <w:sz w:val="40"/>
+          <w:szCs w:val="40"/>
+        </w:rPr>
+      </w:pPr>
+      <w:r>
+        <w:rPr>
+          <w:rFonts w:ascii="Times New Roman" w:hAnsi="Times New Roman" w:cs="Times New Roman"/>
+          <w:i w:val="0"/>
+          <w:iCs w:val="0"/>
+          <w:color w:val="000000" w:themeColor="text1"/>
+          <w:sz w:val="28"/>
+          <w:szCs w:val="28"/>
+        </w:rPr>
+        <w:lastRenderedPageBreak/>
+        <w:t>Знак «?» и горячие клавиши</w:t>
+      </w:r>
+    </w:p>
+    <w:p>
+      <w:pPr>
+        <w:keepNext/>
+      </w:pPr>
+      <w:r>
+        <w:drawing>
+          <wp:inline distT="0" distB="0" distL="0" distR="0" wp14:anchorId="3E714B21" wp14:editId="5EBD44D1">
+            <wp:extent cx="5940425" cy="3595370"/>
+            <wp:effectExtent l="0" t="0" r="3175" b="5080"/>
+            <wp:docPr id="10" name="Рисунок 10"/>
+            <wp:cNvGraphicFramePr>
+              <a:graphicFrameLocks xmlns:a="http://schemas.openxmlformats.org/drawingml/2006/main" noChangeAspect="1"/>
+            </wp:cNvGraphicFramePr>
+            <a:graphic xmlns:a="http://schemas.openxmlformats.org/drawingml/2006/main">
+              <a:graphicData uri="http://schemas.openxmlformats.org/drawingml/2006/picture">
+                <pic:pic xmlns:pic="http://schemas.openxmlformats.org/drawingml/2006/picture">
+                  <pic:nvPicPr>
+                    <pic:cNvPr id="1" name=""/>
+                    <pic:cNvPicPr/>
+                  </pic:nvPicPr>
+                  <pic:blipFill>
+                    <a:blip r:embed="rId14"/>
+                    <a:stretch>
+                      <a:fillRect/>
+                    </a:stretch>
+                  </pic:blipFill>
+                  <pic:spPr>
+                    <a:xfrm>
+                      <a:off x="0" y="0"/>
+                      <a:ext cx="5940425" cy="3595370"/>
+                    </a:xfrm>
+                    <a:prstGeom prst="rect">
+                      <a:avLst/>
+                    </a:prstGeom>
+                  </pic:spPr>
+                </pic:pic>
+              </a:graphicData>
+            </a:graphic>
+          </wp:inline>
+        </w:drawing>
+      </w:r>
+    </w:p>
+    <w:p>
+      <w:pPr>
+        <w:pStyle w:val="a4"/>
         <w:jc w:val="center"/>
         <w:rPr>
           <w:rFonts w:ascii="Times New Roman" w:hAnsi="Times New Roman" w:cs="Times New Roman"/>
-          <w:sz w:val="28"/>
-          <w:szCs w:val="28"/>
-        </w:rPr>
-      </w:pPr>
-    </w:p>
-    <w:p>
-      <w:pPr>
-        <w:ind w:left="3261"/>
-        <w:rPr>
-          <w:rFonts w:ascii="Times New Roman" w:hAnsi="Times New Roman" w:cs="Times New Roman"/>
-          <w:sz w:val="28"/>
-          <w:szCs w:val="28"/>
-        </w:rPr>
-      </w:pPr>
-      <w:bookmarkStart w:id="3" w:name="_Hlk133168545"/>
-      <w:r>
-        <w:rPr>
-          <w:rFonts w:ascii="Times New Roman" w:hAnsi="Times New Roman" w:cs="Times New Roman"/>
-          <w:sz w:val="28"/>
-          <w:szCs w:val="28"/>
-        </w:rPr>
-        <w:t xml:space="preserve">Выполнил: </w:t>
-      </w:r>
-    </w:p>
-    <w:p>
-      <w:pPr>
-        <w:ind w:left="3261"/>
-        <w:rPr>
-          <w:rFonts w:ascii="Times New Roman" w:hAnsi="Times New Roman" w:cs="Times New Roman"/>
-          <w:sz w:val="28"/>
-          <w:szCs w:val="28"/>
-        </w:rPr>
-      </w:pPr>
-      <w:r>
-        <w:rPr>
-          <w:rFonts w:ascii="Times New Roman" w:hAnsi="Times New Roman" w:cs="Times New Roman"/>
-          <w:sz w:val="28"/>
-          <w:szCs w:val="28"/>
-        </w:rPr>
-        <w:t>студент группы ИКПИ-32 Филимонов Д.Е.</w:t>
-      </w:r>
-    </w:p>
-    <w:p>
-      <w:pPr>
-        <w:ind w:left="3261"/>
-        <w:rPr>
-          <w:rFonts w:ascii="Times New Roman" w:hAnsi="Times New Roman" w:cs="Times New Roman"/>
-          <w:sz w:val="28"/>
-          <w:szCs w:val="28"/>
-        </w:rPr>
-      </w:pPr>
-      <w:r>
-        <w:rPr>
-          <w:rFonts w:ascii="Times New Roman" w:hAnsi="Times New Roman" w:cs="Times New Roman"/>
-          <w:sz w:val="28"/>
-          <w:szCs w:val="28"/>
-        </w:rPr>
-        <w:t>Преподаватель</w:t>
-      </w:r>
-      <w:r>
-        <w:rPr>
-          <w:rFonts w:ascii="Times New Roman" w:hAnsi="Times New Roman" w:cs="Times New Roman"/>
-          <w:sz w:val="28"/>
-          <w:szCs w:val="28"/>
-        </w:rPr>
-        <w:t xml:space="preserve">: </w:t>
-      </w:r>
-      <w:r>
-        <w:rPr>
-          <w:rFonts w:ascii="Times New Roman" w:hAnsi="Times New Roman" w:cs="Times New Roman"/>
-          <w:sz w:val="28"/>
-          <w:szCs w:val="28"/>
-        </w:rPr>
-        <w:t>Беккель Л.С.</w:t>
-      </w:r>
-    </w:p>
-    <w:p>
-      <w:pPr>
-        <w:ind w:left="3261"/>
-        <w:rPr>
-          <w:rFonts w:ascii="Times New Roman" w:hAnsi="Times New Roman" w:cs="Times New Roman"/>
-          <w:sz w:val="28"/>
-          <w:szCs w:val="28"/>
-        </w:rPr>
-      </w:pPr>
-      <w:r>
-        <w:rPr>
-          <w:rFonts w:ascii="Times New Roman" w:hAnsi="Times New Roman" w:cs="Times New Roman"/>
-          <w:sz w:val="28"/>
-          <w:szCs w:val="28"/>
-        </w:rPr>
-        <w:t xml:space="preserve">«__» _____ 2025 г. ________ / </w:t>
-      </w:r>
-      <w:bookmarkEnd w:id="3"/>
-      <w:r>
-        <w:rPr>
-          <w:rFonts w:ascii="Times New Roman" w:hAnsi="Times New Roman" w:cs="Times New Roman"/>
-          <w:sz w:val="28"/>
-          <w:szCs w:val="28"/>
-        </w:rPr>
-        <w:t>Беккель Л.С.</w:t>
-      </w:r>
-    </w:p>
-    <w:p>
-      <w:r>
-        <w:br w:type="page"/>
-      </w:r>
-    </w:p>
-    <w:p>
-      <w:pPr>
-        <w:rPr>
-          <w:lang w:val="en-US"/>
-        </w:rPr>
-      </w:pPr>
-    </w:p>
+          <w:i w:val="0"/>
+          <w:iCs w:val="0"/>
+          <w:color w:val="000000" w:themeColor="text1"/>
+          <w:sz w:val="24"/>
+          <w:szCs w:val="24"/>
+        </w:rPr>
+      </w:pPr>
+      <w:r>
+        <w:rPr>
+          <w:rFonts w:ascii="Times New Roman" w:hAnsi="Times New Roman" w:cs="Times New Roman"/>
+          <w:i w:val="0"/>
+          <w:iCs w:val="0"/>
+          <w:color w:val="000000" w:themeColor="text1"/>
+          <w:sz w:val="24"/>
+          <w:szCs w:val="24"/>
+        </w:rPr>
+        <w:t xml:space="preserve">Рисунок </w:t>
+      </w:r>
+      <w:r>
+        <w:rPr>
+          <w:rFonts w:ascii="Times New Roman" w:hAnsi="Times New Roman" w:cs="Times New Roman"/>
+          <w:i w:val="0"/>
+          <w:iCs w:val="0"/>
+          <w:color w:val="000000" w:themeColor="text1"/>
+          <w:sz w:val="24"/>
+          <w:szCs w:val="24"/>
+        </w:rPr>
+        <w:fldChar w:fldCharType="begin"/>
+      </w:r>
+      <w:r>
+        <w:rPr>
+          <w:rFonts w:ascii="Times New Roman" w:hAnsi="Times New Roman" w:cs="Times New Roman"/>
+          <w:i w:val="0"/>
+          <w:iCs w:val="0"/>
+          <w:color w:val="000000" w:themeColor="text1"/>
+          <w:sz w:val="24"/>
+          <w:szCs w:val="24"/>
+        </w:rPr>
+        <w:instrText xml:space="preserve"> SEQ Рисунок \* ARABIC </w:instrText>
+      </w:r>
+      <w:r>
+        <w:rPr>
+          <w:rFonts w:ascii="Times New Roman" w:hAnsi="Times New Roman" w:cs="Times New Roman"/>
+          <w:i w:val="0"/>
+          <w:iCs w:val="0"/>
+          <w:color w:val="000000" w:themeColor="text1"/>
+          <w:sz w:val="24"/>
+          <w:szCs w:val="24"/>
+        </w:rPr>
+        <w:fldChar w:fldCharType="separate"/>
+      </w:r>
+      <w:r>
+        <w:rPr>
+          <w:rFonts w:ascii="Times New Roman" w:hAnsi="Times New Roman" w:cs="Times New Roman"/>
+          <w:i w:val="0"/>
+          <w:iCs w:val="0"/>
+          <w:noProof/>
+          <w:color w:val="000000" w:themeColor="text1"/>
+          <w:sz w:val="24"/>
+          <w:szCs w:val="24"/>
+        </w:rPr>
+        <w:t>10</w:t>
+      </w:r>
+      <w:r>
+        <w:rPr>
+          <w:rFonts w:ascii="Times New Roman" w:hAnsi="Times New Roman" w:cs="Times New Roman"/>
+          <w:i w:val="0"/>
+          <w:iCs w:val="0"/>
+          <w:color w:val="000000" w:themeColor="text1"/>
+          <w:sz w:val="24"/>
+          <w:szCs w:val="24"/>
+        </w:rPr>
+        <w:fldChar w:fldCharType="end"/>
+      </w:r>
+      <w:r>
+        <w:rPr>
+          <w:rFonts w:ascii="Times New Roman" w:hAnsi="Times New Roman" w:cs="Times New Roman"/>
+          <w:i w:val="0"/>
+          <w:iCs w:val="0"/>
+          <w:color w:val="000000" w:themeColor="text1"/>
+          <w:sz w:val="24"/>
+          <w:szCs w:val="24"/>
+        </w:rPr>
+        <w:t>. Просмотр списка команд</w:t>
+      </w:r>
+    </w:p>
+    <w:p>
+      <w:pPr>
+        <w:keepNext/>
+      </w:pPr>
+      <w:r>
+        <w:drawing>
+          <wp:inline distT="0" distB="0" distL="0" distR="0" wp14:anchorId="630EE9EB" wp14:editId="38BCBAC0">
+            <wp:extent cx="5940425" cy="3593465"/>
+            <wp:effectExtent l="0" t="0" r="3175" b="6985"/>
+            <wp:docPr id="11" name="Рисунок 11"/>
+            <wp:cNvGraphicFramePr>
+              <a:graphicFrameLocks xmlns:a="http://schemas.openxmlformats.org/drawingml/2006/main" noChangeAspect="1"/>
+            </wp:cNvGraphicFramePr>
+            <a:graphic xmlns:a="http://schemas.openxmlformats.org/drawingml/2006/main">
+              <a:graphicData uri="http://schemas.openxmlformats.org/drawingml/2006/picture">
+                <pic:pic xmlns:pic="http://schemas.openxmlformats.org/drawingml/2006/picture">
+                  <pic:nvPicPr>
+                    <pic:cNvPr id="1" name=""/>
+                    <pic:cNvPicPr/>
+                  </pic:nvPicPr>
+                  <pic:blipFill>
+                    <a:blip r:embed="rId15"/>
+                    <a:stretch>
+                      <a:fillRect/>
+                    </a:stretch>
+                  </pic:blipFill>
+                  <pic:spPr>
+                    <a:xfrm>
+                      <a:off x="0" y="0"/>
+                      <a:ext cx="5940425" cy="3593465"/>
+                    </a:xfrm>
+                    <a:prstGeom prst="rect">
+                      <a:avLst/>
+                    </a:prstGeom>
+                  </pic:spPr>
+                </pic:pic>
+              </a:graphicData>
+            </a:graphic>
+          </wp:inline>
+        </w:drawing>
+      </w:r>
+    </w:p>
+    <w:p>
+      <w:pPr>
+        <w:pStyle w:val="a4"/>
+        <w:jc w:val="center"/>
+        <w:rPr>
+          <w:rFonts w:ascii="Times New Roman" w:hAnsi="Times New Roman" w:cs="Times New Roman"/>
+          <w:i w:val="0"/>
+          <w:iCs w:val="0"/>
+          <w:color w:val="000000" w:themeColor="text1"/>
+          <w:sz w:val="24"/>
+          <w:szCs w:val="24"/>
+        </w:rPr>
+      </w:pPr>
+      <w:r>
+        <w:rPr>
+          <w:rFonts w:ascii="Times New Roman" w:hAnsi="Times New Roman" w:cs="Times New Roman"/>
+          <w:i w:val="0"/>
+          <w:iCs w:val="0"/>
+          <w:color w:val="000000" w:themeColor="text1"/>
+          <w:sz w:val="24"/>
+          <w:szCs w:val="24"/>
+        </w:rPr>
+        <w:t xml:space="preserve">Рисунок </w:t>
+      </w:r>
+      <w:r>
+        <w:rPr>
+          <w:rFonts w:ascii="Times New Roman" w:hAnsi="Times New Roman" w:cs="Times New Roman"/>
+          <w:i w:val="0"/>
+          <w:iCs w:val="0"/>
+          <w:color w:val="000000" w:themeColor="text1"/>
+          <w:sz w:val="24"/>
+          <w:szCs w:val="24"/>
+        </w:rPr>
+        <w:fldChar w:fldCharType="begin"/>
+      </w:r>
+      <w:r>
+        <w:rPr>
+          <w:rFonts w:ascii="Times New Roman" w:hAnsi="Times New Roman" w:cs="Times New Roman"/>
+          <w:i w:val="0"/>
+          <w:iCs w:val="0"/>
+          <w:color w:val="000000" w:themeColor="text1"/>
+          <w:sz w:val="24"/>
+          <w:szCs w:val="24"/>
+        </w:rPr>
+        <w:instrText xml:space="preserve"> SEQ Рисунок \* ARABIC </w:instrText>
+      </w:r>
+      <w:r>
+        <w:rPr>
+          <w:rFonts w:ascii="Times New Roman" w:hAnsi="Times New Roman" w:cs="Times New Roman"/>
+          <w:i w:val="0"/>
+          <w:iCs w:val="0"/>
+          <w:color w:val="000000" w:themeColor="text1"/>
+          <w:sz w:val="24"/>
+          <w:szCs w:val="24"/>
+        </w:rPr>
+        <w:fldChar w:fldCharType="separate"/>
+      </w:r>
+      <w:r>
+        <w:rPr>
+          <w:rFonts w:ascii="Times New Roman" w:hAnsi="Times New Roman" w:cs="Times New Roman"/>
+          <w:i w:val="0"/>
+          <w:iCs w:val="0"/>
+          <w:noProof/>
+          <w:color w:val="000000" w:themeColor="text1"/>
+          <w:sz w:val="24"/>
+          <w:szCs w:val="24"/>
+        </w:rPr>
+        <w:t>11</w:t>
+      </w:r>
+      <w:r>
+        <w:rPr>
+          <w:rFonts w:ascii="Times New Roman" w:hAnsi="Times New Roman" w:cs="Times New Roman"/>
+          <w:i w:val="0"/>
+          <w:iCs w:val="0"/>
+          <w:color w:val="000000" w:themeColor="text1"/>
+          <w:sz w:val="24"/>
+          <w:szCs w:val="24"/>
+        </w:rPr>
+        <w:fldChar w:fldCharType="end"/>
+      </w:r>
+      <w:r>
+        <w:rPr>
+          <w:rFonts w:ascii="Times New Roman" w:hAnsi="Times New Roman" w:cs="Times New Roman"/>
+          <w:i w:val="0"/>
+          <w:iCs w:val="0"/>
+          <w:color w:val="000000" w:themeColor="text1"/>
+          <w:sz w:val="24"/>
+          <w:szCs w:val="24"/>
+        </w:rPr>
+        <w:t>. Полный список команд</w:t>
+      </w:r>
+    </w:p>
+    <w:p/>
     <w:sectPr>
       <w:pgSz w:w="11906" w:h="16838"/>
       <w:pgMar w:top="1134" w:right="850" w:bottom="1134" w:left="1701" w:header="708" w:footer="708" w:gutter="0"/>
@@ -486,6 +2643,336 @@
     </w:sectPr>
   </w:body>
 </w:document>
+</file>
+
+<file path=word/numbering.xml><?xml version="1.0" encoding="utf-8"?>
+<w:numbering xmlns:wpc="http://schemas.microsoft.com/office/word/2010/wordprocessingCanvas" xmlns:cx="http://schemas.microsoft.com/office/drawing/2014/chartex" xmlns:cx1="http://schemas.microsoft.com/office/drawing/2015/9/8/chartex" xmlns:cx2="http://schemas.microsoft.com/office/drawing/2015/10/21/chartex" xmlns:cx3="http://schemas.microsoft.com/office/drawing/2016/5/9/chartex" xmlns:cx4="http://schemas.microsoft.com/office/drawing/2016/5/10/chartex" xmlns:cx5="http://schemas.microsoft.com/office/drawing/2016/5/11/chartex" xmlns:cx6="http://schemas.microsoft.com/office/drawing/2016/5/12/chartex" xmlns:cx7="http://schemas.microsoft.com/office/drawing/2016/5/13/chartex" xmlns:cx8="http://schemas.microsoft.com/office/drawing/2016/5/14/chartex" xmlns:mc="http://schemas.openxmlformats.org/markup-compatibility/2006" xmlns:aink="http://schemas.microsoft.com/office/drawing/2016/ink" xmlns:am3d="http://schemas.microsoft.com/office/drawing/2017/model3d" xmlns:o="urn:schemas-microsoft-com:office:office" xmlns:r="http://schemas.openxmlformats.org/officeDocument/2006/relationships" xmlns:m="http://schemas.openxmlformats.org/officeDocument/2006/math" xmlns:v="urn:schemas-microsoft-com:vml" xmlns:wp14="http://schemas.microsoft.com/office/word/2010/wordprocessingDrawing" xmlns:wp="http://schemas.openxmlformats.org/drawingml/2006/wordprocessingDrawing" xmlns:w10="urn:schemas-microsoft-com:office:word" xmlns:w="http://schemas.openxmlformats.org/wordprocessingml/2006/main" xmlns:w14="http://schemas.microsoft.com/office/word/2010/wordml" xmlns:w15="http://schemas.microsoft.com/office/word/2012/wordml" xmlns:w16cex="http://schemas.microsoft.com/office/word/2018/wordml/cex" xmlns:w16cid="http://schemas.microsoft.com/office/word/2016/wordml/cid" xmlns:w16="http://schemas.microsoft.com/office/word/2018/wordml" xmlns:w16sdtdh="http://schemas.microsoft.com/office/word/2020/wordml/sdtdatahash" xmlns:w16se="http://schemas.microsoft.com/office/word/2015/wordml/symex" xmlns:wpg="http://schemas.microsoft.com/office/word/2010/wordprocessingGroup" xmlns:wpi="http://schemas.microsoft.com/office/word/2010/wordprocessingInk" xmlns:wne="http://schemas.microsoft.com/office/word/2006/wordml" xmlns:wps="http://schemas.microsoft.com/office/word/2010/wordprocessingShape" mc:Ignorable="w14 w15 w16se w16cid w16 w16cex w16sdtdh wp14">
+  <w:abstractNum w:abstractNumId="0" w15:restartNumberingAfterBreak="0">
+    <w:nsid w:val="190226DF"/>
+    <w:multiLevelType w:val="hybridMultilevel"/>
+    <w:tmpl w:val="EA8CB2EC"/>
+    <w:lvl w:ilvl="0" w:tplc="04190001">
+      <w:start w:val="1"/>
+      <w:numFmt w:val="bullet"/>
+      <w:lvlText w:val=""/>
+      <w:lvlJc w:val="left"/>
+      <w:pPr>
+        <w:ind w:left="720" w:hanging="360"/>
+      </w:pPr>
+      <w:rPr>
+        <w:rFonts w:ascii="Symbol" w:hAnsi="Symbol" w:hint="default"/>
+      </w:rPr>
+    </w:lvl>
+    <w:lvl w:ilvl="1" w:tplc="04190003" w:tentative="1">
+      <w:start w:val="1"/>
+      <w:numFmt w:val="bullet"/>
+      <w:lvlText w:val="o"/>
+      <w:lvlJc w:val="left"/>
+      <w:pPr>
+        <w:ind w:left="1440" w:hanging="360"/>
+      </w:pPr>
+      <w:rPr>
+        <w:rFonts w:ascii="Courier New" w:hAnsi="Courier New" w:cs="Courier New" w:hint="default"/>
+      </w:rPr>
+    </w:lvl>
+    <w:lvl w:ilvl="2" w:tplc="04190005" w:tentative="1">
+      <w:start w:val="1"/>
+      <w:numFmt w:val="bullet"/>
+      <w:lvlText w:val=""/>
+      <w:lvlJc w:val="left"/>
+      <w:pPr>
+        <w:ind w:left="2160" w:hanging="360"/>
+      </w:pPr>
+      <w:rPr>
+        <w:rFonts w:ascii="Wingdings" w:hAnsi="Wingdings" w:hint="default"/>
+      </w:rPr>
+    </w:lvl>
+    <w:lvl w:ilvl="3" w:tplc="04190001" w:tentative="1">
+      <w:start w:val="1"/>
+      <w:numFmt w:val="bullet"/>
+      <w:lvlText w:val=""/>
+      <w:lvlJc w:val="left"/>
+      <w:pPr>
+        <w:ind w:left="2880" w:hanging="360"/>
+      </w:pPr>
+      <w:rPr>
+        <w:rFonts w:ascii="Symbol" w:hAnsi="Symbol" w:hint="default"/>
+      </w:rPr>
+    </w:lvl>
+    <w:lvl w:ilvl="4" w:tplc="04190003" w:tentative="1">
+      <w:start w:val="1"/>
+      <w:numFmt w:val="bullet"/>
+      <w:lvlText w:val="o"/>
+      <w:lvlJc w:val="left"/>
+      <w:pPr>
+        <w:ind w:left="3600" w:hanging="360"/>
+      </w:pPr>
+      <w:rPr>
+        <w:rFonts w:ascii="Courier New" w:hAnsi="Courier New" w:cs="Courier New" w:hint="default"/>
+      </w:rPr>
+    </w:lvl>
+    <w:lvl w:ilvl="5" w:tplc="04190005" w:tentative="1">
+      <w:start w:val="1"/>
+      <w:numFmt w:val="bullet"/>
+      <w:lvlText w:val=""/>
+      <w:lvlJc w:val="left"/>
+      <w:pPr>
+        <w:ind w:left="4320" w:hanging="360"/>
+      </w:pPr>
+      <w:rPr>
+        <w:rFonts w:ascii="Wingdings" w:hAnsi="Wingdings" w:hint="default"/>
+      </w:rPr>
+    </w:lvl>
+    <w:lvl w:ilvl="6" w:tplc="04190001" w:tentative="1">
+      <w:start w:val="1"/>
+      <w:numFmt w:val="bullet"/>
+      <w:lvlText w:val=""/>
+      <w:lvlJc w:val="left"/>
+      <w:pPr>
+        <w:ind w:left="5040" w:hanging="360"/>
+      </w:pPr>
+      <w:rPr>
+        <w:rFonts w:ascii="Symbol" w:hAnsi="Symbol" w:hint="default"/>
+      </w:rPr>
+    </w:lvl>
+    <w:lvl w:ilvl="7" w:tplc="04190003" w:tentative="1">
+      <w:start w:val="1"/>
+      <w:numFmt w:val="bullet"/>
+      <w:lvlText w:val="o"/>
+      <w:lvlJc w:val="left"/>
+      <w:pPr>
+        <w:ind w:left="5760" w:hanging="360"/>
+      </w:pPr>
+      <w:rPr>
+        <w:rFonts w:ascii="Courier New" w:hAnsi="Courier New" w:cs="Courier New" w:hint="default"/>
+      </w:rPr>
+    </w:lvl>
+    <w:lvl w:ilvl="8" w:tplc="04190005" w:tentative="1">
+      <w:start w:val="1"/>
+      <w:numFmt w:val="bullet"/>
+      <w:lvlText w:val=""/>
+      <w:lvlJc w:val="left"/>
+      <w:pPr>
+        <w:ind w:left="6480" w:hanging="360"/>
+      </w:pPr>
+      <w:rPr>
+        <w:rFonts w:ascii="Wingdings" w:hAnsi="Wingdings" w:hint="default"/>
+      </w:rPr>
+    </w:lvl>
+  </w:abstractNum>
+  <w:abstractNum w:abstractNumId="1" w15:restartNumberingAfterBreak="0">
+    <w:nsid w:val="28B42F91"/>
+    <w:multiLevelType w:val="hybridMultilevel"/>
+    <w:tmpl w:val="16BCA02A"/>
+    <w:lvl w:ilvl="0" w:tplc="04190001">
+      <w:start w:val="1"/>
+      <w:numFmt w:val="bullet"/>
+      <w:lvlText w:val=""/>
+      <w:lvlJc w:val="left"/>
+      <w:pPr>
+        <w:ind w:left="720" w:hanging="360"/>
+      </w:pPr>
+      <w:rPr>
+        <w:rFonts w:ascii="Symbol" w:hAnsi="Symbol" w:hint="default"/>
+      </w:rPr>
+    </w:lvl>
+    <w:lvl w:ilvl="1" w:tplc="04190003" w:tentative="1">
+      <w:start w:val="1"/>
+      <w:numFmt w:val="bullet"/>
+      <w:lvlText w:val="o"/>
+      <w:lvlJc w:val="left"/>
+      <w:pPr>
+        <w:ind w:left="1440" w:hanging="360"/>
+      </w:pPr>
+      <w:rPr>
+        <w:rFonts w:ascii="Courier New" w:hAnsi="Courier New" w:cs="Courier New" w:hint="default"/>
+      </w:rPr>
+    </w:lvl>
+    <w:lvl w:ilvl="2" w:tplc="04190005" w:tentative="1">
+      <w:start w:val="1"/>
+      <w:numFmt w:val="bullet"/>
+      <w:lvlText w:val=""/>
+      <w:lvlJc w:val="left"/>
+      <w:pPr>
+        <w:ind w:left="2160" w:hanging="360"/>
+      </w:pPr>
+      <w:rPr>
+        <w:rFonts w:ascii="Wingdings" w:hAnsi="Wingdings" w:hint="default"/>
+      </w:rPr>
+    </w:lvl>
+    <w:lvl w:ilvl="3" w:tplc="04190001" w:tentative="1">
+      <w:start w:val="1"/>
+      <w:numFmt w:val="bullet"/>
+      <w:lvlText w:val=""/>
+      <w:lvlJc w:val="left"/>
+      <w:pPr>
+        <w:ind w:left="2880" w:hanging="360"/>
+      </w:pPr>
+      <w:rPr>
+        <w:rFonts w:ascii="Symbol" w:hAnsi="Symbol" w:hint="default"/>
+      </w:rPr>
+    </w:lvl>
+    <w:lvl w:ilvl="4" w:tplc="04190003" w:tentative="1">
+      <w:start w:val="1"/>
+      <w:numFmt w:val="bullet"/>
+      <w:lvlText w:val="o"/>
+      <w:lvlJc w:val="left"/>
+      <w:pPr>
+        <w:ind w:left="3600" w:hanging="360"/>
+      </w:pPr>
+      <w:rPr>
+        <w:rFonts w:ascii="Courier New" w:hAnsi="Courier New" w:cs="Courier New" w:hint="default"/>
+      </w:rPr>
+    </w:lvl>
+    <w:lvl w:ilvl="5" w:tplc="04190005" w:tentative="1">
+      <w:start w:val="1"/>
+      <w:numFmt w:val="bullet"/>
+      <w:lvlText w:val=""/>
+      <w:lvlJc w:val="left"/>
+      <w:pPr>
+        <w:ind w:left="4320" w:hanging="360"/>
+      </w:pPr>
+      <w:rPr>
+        <w:rFonts w:ascii="Wingdings" w:hAnsi="Wingdings" w:hint="default"/>
+      </w:rPr>
+    </w:lvl>
+    <w:lvl w:ilvl="6" w:tplc="04190001" w:tentative="1">
+      <w:start w:val="1"/>
+      <w:numFmt w:val="bullet"/>
+      <w:lvlText w:val=""/>
+      <w:lvlJc w:val="left"/>
+      <w:pPr>
+        <w:ind w:left="5040" w:hanging="360"/>
+      </w:pPr>
+      <w:rPr>
+        <w:rFonts w:ascii="Symbol" w:hAnsi="Symbol" w:hint="default"/>
+      </w:rPr>
+    </w:lvl>
+    <w:lvl w:ilvl="7" w:tplc="04190003" w:tentative="1">
+      <w:start w:val="1"/>
+      <w:numFmt w:val="bullet"/>
+      <w:lvlText w:val="o"/>
+      <w:lvlJc w:val="left"/>
+      <w:pPr>
+        <w:ind w:left="5760" w:hanging="360"/>
+      </w:pPr>
+      <w:rPr>
+        <w:rFonts w:ascii="Courier New" w:hAnsi="Courier New" w:cs="Courier New" w:hint="default"/>
+      </w:rPr>
+    </w:lvl>
+    <w:lvl w:ilvl="8" w:tplc="04190005" w:tentative="1">
+      <w:start w:val="1"/>
+      <w:numFmt w:val="bullet"/>
+      <w:lvlText w:val=""/>
+      <w:lvlJc w:val="left"/>
+      <w:pPr>
+        <w:ind w:left="6480" w:hanging="360"/>
+      </w:pPr>
+      <w:rPr>
+        <w:rFonts w:ascii="Wingdings" w:hAnsi="Wingdings" w:hint="default"/>
+      </w:rPr>
+    </w:lvl>
+  </w:abstractNum>
+  <w:abstractNum w:abstractNumId="2" w15:restartNumberingAfterBreak="0">
+    <w:nsid w:val="7B8563E1"/>
+    <w:multiLevelType w:val="hybridMultilevel"/>
+    <w:tmpl w:val="90A6D252"/>
+    <w:lvl w:ilvl="0" w:tplc="75467EB0">
+      <w:start w:val="1"/>
+      <w:numFmt w:val="decimal"/>
+      <w:lvlText w:val="%1."/>
+      <w:lvlJc w:val="left"/>
+      <w:pPr>
+        <w:ind w:left="720" w:hanging="360"/>
+      </w:pPr>
+      <w:rPr>
+        <w:rFonts w:hint="default"/>
+        <w:sz w:val="28"/>
+      </w:rPr>
+    </w:lvl>
+    <w:lvl w:ilvl="1" w:tplc="04190019" w:tentative="1">
+      <w:start w:val="1"/>
+      <w:numFmt w:val="lowerLetter"/>
+      <w:lvlText w:val="%2."/>
+      <w:lvlJc w:val="left"/>
+      <w:pPr>
+        <w:ind w:left="1440" w:hanging="360"/>
+      </w:pPr>
+    </w:lvl>
+    <w:lvl w:ilvl="2" w:tplc="0419001B" w:tentative="1">
+      <w:start w:val="1"/>
+      <w:numFmt w:val="lowerRoman"/>
+      <w:lvlText w:val="%3."/>
+      <w:lvlJc w:val="right"/>
+      <w:pPr>
+        <w:ind w:left="2160" w:hanging="180"/>
+      </w:pPr>
+    </w:lvl>
+    <w:lvl w:ilvl="3" w:tplc="0419000F" w:tentative="1">
+      <w:start w:val="1"/>
+      <w:numFmt w:val="decimal"/>
+      <w:lvlText w:val="%4."/>
+      <w:lvlJc w:val="left"/>
+      <w:pPr>
+        <w:ind w:left="2880" w:hanging="360"/>
+      </w:pPr>
+    </w:lvl>
+    <w:lvl w:ilvl="4" w:tplc="04190019" w:tentative="1">
+      <w:start w:val="1"/>
+      <w:numFmt w:val="lowerLetter"/>
+      <w:lvlText w:val="%5."/>
+      <w:lvlJc w:val="left"/>
+      <w:pPr>
+        <w:ind w:left="3600" w:hanging="360"/>
+      </w:pPr>
+    </w:lvl>
+    <w:lvl w:ilvl="5" w:tplc="0419001B" w:tentative="1">
+      <w:start w:val="1"/>
+      <w:numFmt w:val="lowerRoman"/>
+      <w:lvlText w:val="%6."/>
+      <w:lvlJc w:val="right"/>
+      <w:pPr>
+        <w:ind w:left="4320" w:hanging="180"/>
+      </w:pPr>
+    </w:lvl>
+    <w:lvl w:ilvl="6" w:tplc="0419000F" w:tentative="1">
+      <w:start w:val="1"/>
+      <w:numFmt w:val="decimal"/>
+      <w:lvlText w:val="%7."/>
+      <w:lvlJc w:val="left"/>
+      <w:pPr>
+        <w:ind w:left="5040" w:hanging="360"/>
+      </w:pPr>
+    </w:lvl>
+    <w:lvl w:ilvl="7" w:tplc="04190019" w:tentative="1">
+      <w:start w:val="1"/>
+      <w:numFmt w:val="lowerLetter"/>
+      <w:lvlText w:val="%8."/>
+      <w:lvlJc w:val="left"/>
+      <w:pPr>
+        <w:ind w:left="5760" w:hanging="360"/>
+      </w:pPr>
+    </w:lvl>
+    <w:lvl w:ilvl="8" w:tplc="0419001B" w:tentative="1">
+      <w:start w:val="1"/>
+      <w:numFmt w:val="lowerRoman"/>
+      <w:lvlText w:val="%9."/>
+      <w:lvlJc w:val="right"/>
+      <w:pPr>
+        <w:ind w:left="6480" w:hanging="180"/>
+      </w:pPr>
+    </w:lvl>
+  </w:abstractNum>
+  <w:num w:numId="1">
+    <w:abstractNumId w:val="1"/>
+  </w:num>
+  <w:num w:numId="2">
+    <w:abstractNumId w:val="0"/>
+  </w:num>
+  <w:num w:numId="3">
+    <w:abstractNumId w:val="2"/>
+  </w:num>
+</w:numbering>
 </file>
 
 <file path=word/styles.xml><?xml version="1.0" encoding="utf-8"?>
@@ -915,6 +3402,36 @@
     <w:semiHidden/>
     <w:unhideWhenUsed/>
   </w:style>
+  <w:style w:type="paragraph" w:styleId="a3">
+    <w:name w:val="List Paragraph"/>
+    <w:basedOn w:val="a"/>
+    <w:uiPriority w:val="34"/>
+    <w:qFormat/>
+    <w:rsid w:val="00E929DB"/>
+    <w:pPr>
+      <w:ind w:left="720"/>
+      <w:contextualSpacing/>
+    </w:pPr>
+  </w:style>
+  <w:style w:type="paragraph" w:styleId="a4">
+    <w:name w:val="caption"/>
+    <w:basedOn w:val="a"/>
+    <w:next w:val="a"/>
+    <w:uiPriority w:val="35"/>
+    <w:unhideWhenUsed/>
+    <w:qFormat/>
+    <w:rsid w:val="00A54D40"/>
+    <w:pPr>
+      <w:spacing w:after="200" w:line="240" w:lineRule="auto"/>
+    </w:pPr>
+    <w:rPr>
+      <w:i/>
+      <w:iCs/>
+      <w:color w:val="44546A" w:themeColor="text2"/>
+      <w:sz w:val="18"/>
+      <w:szCs w:val="18"/>
+    </w:rPr>
+  </w:style>
 </w:styles>
 </file>
 
